--- a/docs/developpement/phases/word/PHASE_37_BRIEF_DE_FIN_DE_SOIREE_EN_NOTIFICATION_SUR_LE_TELEPHONE.docx
+++ b/docs/developpement/phases/word/PHASE_37_BRIEF_DE_FIN_DE_SOIREE_EN_NOTIFICATION_SUR_LE_TELEPHONE.docx
@@ -20,7 +20,7 @@
       <w:r>
         <w:t xml:space="preserve">FlaiX Expert · dossier de développement · généré le 2026-10-04 depuis le dépôt </w:t>
       </w:r>
-      <w:hyperlink w:history="1" r:id="rIdejz9bx2lgawr8pyijsnrh">
+      <w:hyperlink w:history="1" r:id="rIdxhrv1x229o4n0lqmiko8k">
         <w:r>
           <w:rPr>
             <w:rStyle w:val="Hyperlink"/>
@@ -669,7 +669,7 @@
           <w:numId w:val="2"/>
         </w:numPr>
       </w:pPr>
-      <w:hyperlink w:history="1" r:id="rIdqwneimlkslokwls8x49h4">
+      <w:hyperlink w:history="1" r:id="rIdbqz1gxorx_xodcz67_-pb">
         <w:r>
           <w:rPr>
             <w:rStyle w:val="Hyperlink"/>
@@ -717,7 +717,7 @@
       <w:r>
         <w:t xml:space="preserve"> — créé — </w:t>
       </w:r>
-      <w:hyperlink w:history="1" r:id="rIdle5fwa7ij9iysuvi2t6p7">
+      <w:hyperlink w:history="1" r:id="rIdi68halq2ps4g9aqsotmdc">
         <w:r>
           <w:rPr>
             <w:rStyle w:val="Hyperlink"/>
@@ -754,7 +754,7 @@
       <w:r>
         <w:t xml:space="preserve"> — créé — </w:t>
       </w:r>
-      <w:hyperlink w:history="1" r:id="rIdemzcqbxsculimkmxgvtxk">
+      <w:hyperlink w:history="1" r:id="rIdg0uwtqiu1ghd7jbu5loxk">
         <w:r>
           <w:rPr>
             <w:rStyle w:val="Hyperlink"/>
@@ -783,7 +783,7 @@
       <w:r>
         <w:t xml:space="preserve"> — créé — </w:t>
       </w:r>
-      <w:hyperlink w:history="1" r:id="rIds2dv-uvofyupmqzfihnqq">
+      <w:hyperlink w:history="1" r:id="rId9rhwz4boh7yvbtjmuv5rt">
         <w:r>
           <w:rPr>
             <w:rStyle w:val="Hyperlink"/>
@@ -820,7 +820,7 @@
       <w:r>
         <w:t xml:space="preserve"> — créé — </w:t>
       </w:r>
-      <w:hyperlink w:history="1" r:id="rIdiisx9yy_tcecmj2wln4ne">
+      <w:hyperlink w:history="1" r:id="rIdxqopen0nwhkst2tdnzqxs">
         <w:r>
           <w:rPr>
             <w:rStyle w:val="Hyperlink"/>
@@ -849,7 +849,7 @@
       <w:r>
         <w:t xml:space="preserve"> — modifié — </w:t>
       </w:r>
-      <w:hyperlink w:history="1" r:id="rIdaaaxvztnts1zo3eqxyljc">
+      <w:hyperlink w:history="1" r:id="rIdnq0w4siiqlq2yoy2pcoc3">
         <w:r>
           <w:rPr>
             <w:rStyle w:val="Hyperlink"/>
@@ -886,7 +886,7 @@
       <w:r>
         <w:t xml:space="preserve"> — modifié — </w:t>
       </w:r>
-      <w:hyperlink w:history="1" r:id="rIdj84k4dgo2igule-sz2uzq">
+      <w:hyperlink w:history="1" r:id="rIdxpuj4fd2gwi1ble7eoghd">
         <w:r>
           <w:rPr>
             <w:rStyle w:val="Hyperlink"/>
@@ -915,7 +915,7 @@
       <w:r>
         <w:t xml:space="preserve"> — modifié — </w:t>
       </w:r>
-      <w:hyperlink w:history="1" r:id="rIdkh6opvraitueh-fwccyw4">
+      <w:hyperlink w:history="1" r:id="rIdvc2qiqzndlnz3djnagn2c">
         <w:r>
           <w:rPr>
             <w:rStyle w:val="Hyperlink"/>
@@ -944,7 +944,7 @@
       <w:r>
         <w:t xml:space="preserve"> — créé — </w:t>
       </w:r>
-      <w:hyperlink w:history="1" r:id="rIdtksisxpeq-x6x01di-oko">
+      <w:hyperlink w:history="1" r:id="rIdkso_ob_q9cu8pirqugvbt">
         <w:r>
           <w:rPr>
             <w:rStyle w:val="Hyperlink"/>
@@ -973,7 +973,7 @@
       <w:r>
         <w:t xml:space="preserve"> — modifié — </w:t>
       </w:r>
-      <w:hyperlink w:history="1" r:id="rIdrpjajpxcomfegxk8gyrwi">
+      <w:hyperlink w:history="1" r:id="rIdxmraecvptxiurv03hof7i">
         <w:r>
           <w:rPr>
             <w:rStyle w:val="Hyperlink"/>
@@ -1002,7 +1002,7 @@
       <w:r>
         <w:t xml:space="preserve"> — modifié — </w:t>
       </w:r>
-      <w:hyperlink w:history="1" r:id="rId8brgzzykzjsisaebwyxmn">
+      <w:hyperlink w:history="1" r:id="rIdklvzohyqyoq6o-qbbxot8">
         <w:r>
           <w:rPr>
             <w:rStyle w:val="Hyperlink"/>
@@ -1039,7 +1039,7 @@
       <w:r>
         <w:t xml:space="preserve"> — modifié — </w:t>
       </w:r>
-      <w:hyperlink w:history="1" r:id="rIdhribv25t-oxdvlbgllrbc">
+      <w:hyperlink w:history="1" r:id="rIdiyn0wvvlts6sfl_3thsp-">
         <w:r>
           <w:rPr>
             <w:rStyle w:val="Hyperlink"/>
@@ -1068,7 +1068,7 @@
       <w:r>
         <w:t xml:space="preserve"> — modifié — </w:t>
       </w:r>
-      <w:hyperlink w:history="1" r:id="rId95smqw6sxwdugz-lj1jwj">
+      <w:hyperlink w:history="1" r:id="rIdpmrtqhu35fl2-prcd14lg">
         <w:r>
           <w:rPr>
             <w:rStyle w:val="Hyperlink"/>
@@ -1097,7 +1097,7 @@
       <w:r>
         <w:t xml:space="preserve"> — créé — </w:t>
       </w:r>
-      <w:hyperlink w:history="1" r:id="rIddifinmynkcddja_r7lpoa">
+      <w:hyperlink w:history="1" r:id="rIdulqpriddny1r4vrvua4o-">
         <w:r>
           <w:rPr>
             <w:rStyle w:val="Hyperlink"/>
@@ -1126,7 +1126,7 @@
       <w:r>
         <w:t xml:space="preserve"> — créé — </w:t>
       </w:r>
-      <w:hyperlink w:history="1" r:id="rIdw8oqvigzjseu187g0e2wr">
+      <w:hyperlink w:history="1" r:id="rIdpxf29pnw1blunprdiylu-">
         <w:r>
           <w:rPr>
             <w:rStyle w:val="Hyperlink"/>
@@ -1155,7 +1155,7 @@
       <w:r>
         <w:t xml:space="preserve"> — modifié — </w:t>
       </w:r>
-      <w:hyperlink w:history="1" r:id="rIdjprwkq5fxsg6_ba8wtthg">
+      <w:hyperlink w:history="1" r:id="rIdmajpsshw0fmqcgxynobm5">
         <w:r>
           <w:rPr>
             <w:rStyle w:val="Hyperlink"/>
@@ -1184,7 +1184,7 @@
       <w:r>
         <w:t xml:space="preserve"> — modifié — </w:t>
       </w:r>
-      <w:hyperlink w:history="1" r:id="rIdxsqsc3lygoza4goyqkr9w">
+      <w:hyperlink w:history="1" r:id="rIdwe7m0scezvqqrruzmll_k">
         <w:r>
           <w:rPr>
             <w:rStyle w:val="Hyperlink"/>
@@ -1213,7 +1213,7 @@
       <w:r>
         <w:t xml:space="preserve"> — modifié — </w:t>
       </w:r>
-      <w:hyperlink w:history="1" r:id="rIdagm3tuafbiam0kd6chqtt">
+      <w:hyperlink w:history="1" r:id="rIdq1iuwzury6rnhrmbyo3ub">
         <w:r>
           <w:rPr>
             <w:rStyle w:val="Hyperlink"/>
@@ -1242,7 +1242,7 @@
       <w:r>
         <w:t xml:space="preserve"> — modifié — </w:t>
       </w:r>
-      <w:hyperlink w:history="1" r:id="rIdvg6m9q22vve9bofsfdvxh">
+      <w:hyperlink w:history="1" r:id="rIdoocyd-yov26rp41ikih6a">
         <w:r>
           <w:rPr>
             <w:rStyle w:val="Hyperlink"/>
@@ -1279,7 +1279,7 @@
       <w:r>
         <w:t xml:space="preserve"> — modifié — </w:t>
       </w:r>
-      <w:hyperlink w:history="1" r:id="rIdahn1rdkjdllxuqrgbqy6k">
+      <w:hyperlink w:history="1" r:id="rId_s-m5d0cfeiy4ws8qoxrd">
         <w:r>
           <w:rPr>
             <w:rStyle w:val="Hyperlink"/>
@@ -1308,7 +1308,7 @@
       <w:r>
         <w:t xml:space="preserve"> — modifié — </w:t>
       </w:r>
-      <w:hyperlink w:history="1" r:id="rIdwqrsfrugkjqh-z3_qbw9h">
+      <w:hyperlink w:history="1" r:id="rIdqd4kerdogs3hfy6f48uwf">
         <w:r>
           <w:rPr>
             <w:rStyle w:val="Hyperlink"/>
@@ -1345,7 +1345,7 @@
       <w:r>
         <w:t xml:space="preserve"> — modifié — </w:t>
       </w:r>
-      <w:hyperlink w:history="1" r:id="rIdq4bjwtpsq09tdwwldth4x">
+      <w:hyperlink w:history="1" r:id="rIdoql182qkpuroyc8cw2zw2">
         <w:r>
           <w:rPr>
             <w:rStyle w:val="Hyperlink"/>

--- a/docs/developpement/phases/word/PHASE_37_BRIEF_DE_FIN_DE_SOIREE_EN_NOTIFICATION_SUR_LE_TELEPHONE.docx
+++ b/docs/developpement/phases/word/PHASE_37_BRIEF_DE_FIN_DE_SOIREE_EN_NOTIFICATION_SUR_LE_TELEPHONE.docx
@@ -20,7 +20,7 @@
       <w:r>
         <w:t xml:space="preserve">FlaiX Expert · dossier de développement · généré le 2026-10-04 depuis le dépôt </w:t>
       </w:r>
-      <w:hyperlink w:history="1" r:id="rIdxhrv1x229o4n0lqmiko8k">
+      <w:hyperlink w:history="1" r:id="rId_lofozpmnd54gui7b6f4t">
         <w:r>
           <w:rPr>
             <w:rStyle w:val="Hyperlink"/>
@@ -669,7 +669,7 @@
           <w:numId w:val="2"/>
         </w:numPr>
       </w:pPr>
-      <w:hyperlink w:history="1" r:id="rIdbqz1gxorx_xodcz67_-pb">
+      <w:hyperlink w:history="1" r:id="rIdtbtkhk1n0jtnrdlxrmtmh">
         <w:r>
           <w:rPr>
             <w:rStyle w:val="Hyperlink"/>
@@ -717,7 +717,7 @@
       <w:r>
         <w:t xml:space="preserve"> — créé — </w:t>
       </w:r>
-      <w:hyperlink w:history="1" r:id="rIdi68halq2ps4g9aqsotmdc">
+      <w:hyperlink w:history="1" r:id="rIdpu2swg9fceaahexrnwnvh">
         <w:r>
           <w:rPr>
             <w:rStyle w:val="Hyperlink"/>
@@ -754,7 +754,7 @@
       <w:r>
         <w:t xml:space="preserve"> — créé — </w:t>
       </w:r>
-      <w:hyperlink w:history="1" r:id="rIdg0uwtqiu1ghd7jbu5loxk">
+      <w:hyperlink w:history="1" r:id="rIdhcath1pnv4a6ajurpspbo">
         <w:r>
           <w:rPr>
             <w:rStyle w:val="Hyperlink"/>
@@ -783,7 +783,7 @@
       <w:r>
         <w:t xml:space="preserve"> — créé — </w:t>
       </w:r>
-      <w:hyperlink w:history="1" r:id="rId9rhwz4boh7yvbtjmuv5rt">
+      <w:hyperlink w:history="1" r:id="rId0e7rz4rcoc7ndncfnbg2c">
         <w:r>
           <w:rPr>
             <w:rStyle w:val="Hyperlink"/>
@@ -820,7 +820,7 @@
       <w:r>
         <w:t xml:space="preserve"> — créé — </w:t>
       </w:r>
-      <w:hyperlink w:history="1" r:id="rIdxqopen0nwhkst2tdnzqxs">
+      <w:hyperlink w:history="1" r:id="rIdnxuphoeemfvkadckyaak0">
         <w:r>
           <w:rPr>
             <w:rStyle w:val="Hyperlink"/>
@@ -849,7 +849,7 @@
       <w:r>
         <w:t xml:space="preserve"> — modifié — </w:t>
       </w:r>
-      <w:hyperlink w:history="1" r:id="rIdnq0w4siiqlq2yoy2pcoc3">
+      <w:hyperlink w:history="1" r:id="rIdpwsjnep-gluqrn4fqlur9">
         <w:r>
           <w:rPr>
             <w:rStyle w:val="Hyperlink"/>
@@ -886,7 +886,7 @@
       <w:r>
         <w:t xml:space="preserve"> — modifié — </w:t>
       </w:r>
-      <w:hyperlink w:history="1" r:id="rIdxpuj4fd2gwi1ble7eoghd">
+      <w:hyperlink w:history="1" r:id="rIdaasbhfflg_yl633bf_awz">
         <w:r>
           <w:rPr>
             <w:rStyle w:val="Hyperlink"/>
@@ -915,7 +915,7 @@
       <w:r>
         <w:t xml:space="preserve"> — modifié — </w:t>
       </w:r>
-      <w:hyperlink w:history="1" r:id="rIdvc2qiqzndlnz3djnagn2c">
+      <w:hyperlink w:history="1" r:id="rId9rzlggsjayn-imkjwlshi">
         <w:r>
           <w:rPr>
             <w:rStyle w:val="Hyperlink"/>
@@ -944,7 +944,7 @@
       <w:r>
         <w:t xml:space="preserve"> — créé — </w:t>
       </w:r>
-      <w:hyperlink w:history="1" r:id="rIdkso_ob_q9cu8pirqugvbt">
+      <w:hyperlink w:history="1" r:id="rIdrdxj6vtsogce4fy8v7xn8">
         <w:r>
           <w:rPr>
             <w:rStyle w:val="Hyperlink"/>
@@ -973,7 +973,7 @@
       <w:r>
         <w:t xml:space="preserve"> — modifié — </w:t>
       </w:r>
-      <w:hyperlink w:history="1" r:id="rIdxmraecvptxiurv03hof7i">
+      <w:hyperlink w:history="1" r:id="rIdd0rsl6x-o85vj4pdyjox2">
         <w:r>
           <w:rPr>
             <w:rStyle w:val="Hyperlink"/>
@@ -1002,7 +1002,7 @@
       <w:r>
         <w:t xml:space="preserve"> — modifié — </w:t>
       </w:r>
-      <w:hyperlink w:history="1" r:id="rIdklvzohyqyoq6o-qbbxot8">
+      <w:hyperlink w:history="1" r:id="rIdxxzxrgxm93itfxjiuqu1b">
         <w:r>
           <w:rPr>
             <w:rStyle w:val="Hyperlink"/>
@@ -1039,7 +1039,7 @@
       <w:r>
         <w:t xml:space="preserve"> — modifié — </w:t>
       </w:r>
-      <w:hyperlink w:history="1" r:id="rIdiyn0wvvlts6sfl_3thsp-">
+      <w:hyperlink w:history="1" r:id="rId7nyzhqqng3kia7rktkwsp">
         <w:r>
           <w:rPr>
             <w:rStyle w:val="Hyperlink"/>
@@ -1068,7 +1068,7 @@
       <w:r>
         <w:t xml:space="preserve"> — modifié — </w:t>
       </w:r>
-      <w:hyperlink w:history="1" r:id="rIdpmrtqhu35fl2-prcd14lg">
+      <w:hyperlink w:history="1" r:id="rIdy_ttanotinzt_1rq4haqf">
         <w:r>
           <w:rPr>
             <w:rStyle w:val="Hyperlink"/>
@@ -1097,7 +1097,7 @@
       <w:r>
         <w:t xml:space="preserve"> — créé — </w:t>
       </w:r>
-      <w:hyperlink w:history="1" r:id="rIdulqpriddny1r4vrvua4o-">
+      <w:hyperlink w:history="1" r:id="rIdyr0ikfsn_lmapacvtwndl">
         <w:r>
           <w:rPr>
             <w:rStyle w:val="Hyperlink"/>
@@ -1126,7 +1126,7 @@
       <w:r>
         <w:t xml:space="preserve"> — créé — </w:t>
       </w:r>
-      <w:hyperlink w:history="1" r:id="rIdpxf29pnw1blunprdiylu-">
+      <w:hyperlink w:history="1" r:id="rIdzvhz7onkq2xycpu_hnupz">
         <w:r>
           <w:rPr>
             <w:rStyle w:val="Hyperlink"/>
@@ -1155,7 +1155,7 @@
       <w:r>
         <w:t xml:space="preserve"> — modifié — </w:t>
       </w:r>
-      <w:hyperlink w:history="1" r:id="rIdmajpsshw0fmqcgxynobm5">
+      <w:hyperlink w:history="1" r:id="rIds19kufmcksj9mvut_exzq">
         <w:r>
           <w:rPr>
             <w:rStyle w:val="Hyperlink"/>
@@ -1184,7 +1184,7 @@
       <w:r>
         <w:t xml:space="preserve"> — modifié — </w:t>
       </w:r>
-      <w:hyperlink w:history="1" r:id="rIdwe7m0scezvqqrruzmll_k">
+      <w:hyperlink w:history="1" r:id="rIdoaejecjvgw7ursdixoe2i">
         <w:r>
           <w:rPr>
             <w:rStyle w:val="Hyperlink"/>
@@ -1213,7 +1213,7 @@
       <w:r>
         <w:t xml:space="preserve"> — modifié — </w:t>
       </w:r>
-      <w:hyperlink w:history="1" r:id="rIdq1iuwzury6rnhrmbyo3ub">
+      <w:hyperlink w:history="1" r:id="rIdvkbtpwjbtfzagq11xiyle">
         <w:r>
           <w:rPr>
             <w:rStyle w:val="Hyperlink"/>
@@ -1242,7 +1242,7 @@
       <w:r>
         <w:t xml:space="preserve"> — modifié — </w:t>
       </w:r>
-      <w:hyperlink w:history="1" r:id="rIdoocyd-yov26rp41ikih6a">
+      <w:hyperlink w:history="1" r:id="rIdzgqh3hbijyreyw7f6cfuf">
         <w:r>
           <w:rPr>
             <w:rStyle w:val="Hyperlink"/>
@@ -1279,7 +1279,7 @@
       <w:r>
         <w:t xml:space="preserve"> — modifié — </w:t>
       </w:r>
-      <w:hyperlink w:history="1" r:id="rId_s-m5d0cfeiy4ws8qoxrd">
+      <w:hyperlink w:history="1" r:id="rIdbn0arng_bjpy89g3eufcn">
         <w:r>
           <w:rPr>
             <w:rStyle w:val="Hyperlink"/>
@@ -1308,7 +1308,7 @@
       <w:r>
         <w:t xml:space="preserve"> — modifié — </w:t>
       </w:r>
-      <w:hyperlink w:history="1" r:id="rIdqd4kerdogs3hfy6f48uwf">
+      <w:hyperlink w:history="1" r:id="rIdnjj_fh7z73q-_9ougxtfy">
         <w:r>
           <w:rPr>
             <w:rStyle w:val="Hyperlink"/>
@@ -1345,7 +1345,7 @@
       <w:r>
         <w:t xml:space="preserve"> — modifié — </w:t>
       </w:r>
-      <w:hyperlink w:history="1" r:id="rIdoql182qkpuroyc8cw2zw2">
+      <w:hyperlink w:history="1" r:id="rIdtyesfttoz_4uyhc3wzq5y">
         <w:r>
           <w:rPr>
             <w:rStyle w:val="Hyperlink"/>

--- a/docs/developpement/phases/word/PHASE_37_BRIEF_DE_FIN_DE_SOIREE_EN_NOTIFICATION_SUR_LE_TELEPHONE.docx
+++ b/docs/developpement/phases/word/PHASE_37_BRIEF_DE_FIN_DE_SOIREE_EN_NOTIFICATION_SUR_LE_TELEPHONE.docx
@@ -18,9 +18,9 @@
         <w:shd w:fill="F6F3FF" w:color="auto" w:val="clear"/>
       </w:pPr>
       <w:r>
-        <w:t xml:space="preserve">FlaiX Expert · dossier de développement · généré le 2026-10-04 depuis le dépôt </w:t>
-      </w:r>
-      <w:hyperlink w:history="1" r:id="rId_lofozpmnd54gui7b6f4t">
+        <w:t xml:space="preserve">FlaiX Expert · dossier de développement · généré le 2026-10-19 depuis le dépôt </w:t>
+      </w:r>
+      <w:hyperlink w:history="1" r:id="rIdyhictfgtrhkctc925dgji">
         <w:r>
           <w:rPr>
             <w:rStyle w:val="Hyperlink"/>
@@ -669,7 +669,7 @@
           <w:numId w:val="2"/>
         </w:numPr>
       </w:pPr>
-      <w:hyperlink w:history="1" r:id="rIdtbtkhk1n0jtnrdlxrmtmh">
+      <w:hyperlink w:history="1" r:id="rIdkdqsdamoa58sv4imjngmg">
         <w:r>
           <w:rPr>
             <w:rStyle w:val="Hyperlink"/>
@@ -717,7 +717,7 @@
       <w:r>
         <w:t xml:space="preserve"> — créé — </w:t>
       </w:r>
-      <w:hyperlink w:history="1" r:id="rIdpu2swg9fceaahexrnwnvh">
+      <w:hyperlink w:history="1" r:id="rIdh_f3kbu1umw-q9utr4vwf">
         <w:r>
           <w:rPr>
             <w:rStyle w:val="Hyperlink"/>
@@ -754,7 +754,7 @@
       <w:r>
         <w:t xml:space="preserve"> — créé — </w:t>
       </w:r>
-      <w:hyperlink w:history="1" r:id="rIdhcath1pnv4a6ajurpspbo">
+      <w:hyperlink w:history="1" r:id="rIdh7fqmvyazz67-bl70sa5t">
         <w:r>
           <w:rPr>
             <w:rStyle w:val="Hyperlink"/>
@@ -783,7 +783,7 @@
       <w:r>
         <w:t xml:space="preserve"> — créé — </w:t>
       </w:r>
-      <w:hyperlink w:history="1" r:id="rId0e7rz4rcoc7ndncfnbg2c">
+      <w:hyperlink w:history="1" r:id="rId0ufagee1h-uev2f0g_dh7">
         <w:r>
           <w:rPr>
             <w:rStyle w:val="Hyperlink"/>
@@ -820,7 +820,7 @@
       <w:r>
         <w:t xml:space="preserve"> — créé — </w:t>
       </w:r>
-      <w:hyperlink w:history="1" r:id="rIdnxuphoeemfvkadckyaak0">
+      <w:hyperlink w:history="1" r:id="rId8by7egx7wq_096udu-ku4">
         <w:r>
           <w:rPr>
             <w:rStyle w:val="Hyperlink"/>
@@ -849,7 +849,7 @@
       <w:r>
         <w:t xml:space="preserve"> — modifié — </w:t>
       </w:r>
-      <w:hyperlink w:history="1" r:id="rIdpwsjnep-gluqrn4fqlur9">
+      <w:hyperlink w:history="1" r:id="rIduzhxmw6hgsghnvslrhp8h">
         <w:r>
           <w:rPr>
             <w:rStyle w:val="Hyperlink"/>
@@ -886,7 +886,7 @@
       <w:r>
         <w:t xml:space="preserve"> — modifié — </w:t>
       </w:r>
-      <w:hyperlink w:history="1" r:id="rIdaasbhfflg_yl633bf_awz">
+      <w:hyperlink w:history="1" r:id="rIdefiueh5l0brwdjy0vjkzn">
         <w:r>
           <w:rPr>
             <w:rStyle w:val="Hyperlink"/>
@@ -915,7 +915,7 @@
       <w:r>
         <w:t xml:space="preserve"> — modifié — </w:t>
       </w:r>
-      <w:hyperlink w:history="1" r:id="rId9rzlggsjayn-imkjwlshi">
+      <w:hyperlink w:history="1" r:id="rIdzwz6z5glmui06n6ecgn3t">
         <w:r>
           <w:rPr>
             <w:rStyle w:val="Hyperlink"/>
@@ -944,7 +944,7 @@
       <w:r>
         <w:t xml:space="preserve"> — créé — </w:t>
       </w:r>
-      <w:hyperlink w:history="1" r:id="rIdrdxj6vtsogce4fy8v7xn8">
+      <w:hyperlink w:history="1" r:id="rId1asjnlypv4wqt0rpmq22i">
         <w:r>
           <w:rPr>
             <w:rStyle w:val="Hyperlink"/>
@@ -973,7 +973,7 @@
       <w:r>
         <w:t xml:space="preserve"> — modifié — </w:t>
       </w:r>
-      <w:hyperlink w:history="1" r:id="rIdd0rsl6x-o85vj4pdyjox2">
+      <w:hyperlink w:history="1" r:id="rId5adyetqjaizbu20sur-gz">
         <w:r>
           <w:rPr>
             <w:rStyle w:val="Hyperlink"/>
@@ -1002,7 +1002,7 @@
       <w:r>
         <w:t xml:space="preserve"> — modifié — </w:t>
       </w:r>
-      <w:hyperlink w:history="1" r:id="rIdxxzxrgxm93itfxjiuqu1b">
+      <w:hyperlink w:history="1" r:id="rIdagb0fsbziosysb1mtafbx">
         <w:r>
           <w:rPr>
             <w:rStyle w:val="Hyperlink"/>
@@ -1039,7 +1039,7 @@
       <w:r>
         <w:t xml:space="preserve"> — modifié — </w:t>
       </w:r>
-      <w:hyperlink w:history="1" r:id="rId7nyzhqqng3kia7rktkwsp">
+      <w:hyperlink w:history="1" r:id="rIdorwbigjwxi2mohztlutbr">
         <w:r>
           <w:rPr>
             <w:rStyle w:val="Hyperlink"/>
@@ -1068,7 +1068,7 @@
       <w:r>
         <w:t xml:space="preserve"> — modifié — </w:t>
       </w:r>
-      <w:hyperlink w:history="1" r:id="rIdy_ttanotinzt_1rq4haqf">
+      <w:hyperlink w:history="1" r:id="rIdwknoua_6_gnniokw3xrkh">
         <w:r>
           <w:rPr>
             <w:rStyle w:val="Hyperlink"/>
@@ -1097,7 +1097,7 @@
       <w:r>
         <w:t xml:space="preserve"> — créé — </w:t>
       </w:r>
-      <w:hyperlink w:history="1" r:id="rIdyr0ikfsn_lmapacvtwndl">
+      <w:hyperlink w:history="1" r:id="rIdrtozyb-7ma6szutpip4hu">
         <w:r>
           <w:rPr>
             <w:rStyle w:val="Hyperlink"/>
@@ -1126,7 +1126,7 @@
       <w:r>
         <w:t xml:space="preserve"> — créé — </w:t>
       </w:r>
-      <w:hyperlink w:history="1" r:id="rIdzvhz7onkq2xycpu_hnupz">
+      <w:hyperlink w:history="1" r:id="rIdzhhh5ekjanr3unuvr4uv7">
         <w:r>
           <w:rPr>
             <w:rStyle w:val="Hyperlink"/>
@@ -1155,7 +1155,7 @@
       <w:r>
         <w:t xml:space="preserve"> — modifié — </w:t>
       </w:r>
-      <w:hyperlink w:history="1" r:id="rIds19kufmcksj9mvut_exzq">
+      <w:hyperlink w:history="1" r:id="rId1kwzoom3ht40-n3_fh13m">
         <w:r>
           <w:rPr>
             <w:rStyle w:val="Hyperlink"/>
@@ -1184,7 +1184,7 @@
       <w:r>
         <w:t xml:space="preserve"> — modifié — </w:t>
       </w:r>
-      <w:hyperlink w:history="1" r:id="rIdoaejecjvgw7ursdixoe2i">
+      <w:hyperlink w:history="1" r:id="rIdgapwzhg3fxie373skfrvr">
         <w:r>
           <w:rPr>
             <w:rStyle w:val="Hyperlink"/>
@@ -1213,7 +1213,7 @@
       <w:r>
         <w:t xml:space="preserve"> — modifié — </w:t>
       </w:r>
-      <w:hyperlink w:history="1" r:id="rIdvkbtpwjbtfzagq11xiyle">
+      <w:hyperlink w:history="1" r:id="rId2_u0b8pckbhuheocrv9bf">
         <w:r>
           <w:rPr>
             <w:rStyle w:val="Hyperlink"/>
@@ -1242,7 +1242,7 @@
       <w:r>
         <w:t xml:space="preserve"> — modifié — </w:t>
       </w:r>
-      <w:hyperlink w:history="1" r:id="rIdzgqh3hbijyreyw7f6cfuf">
+      <w:hyperlink w:history="1" r:id="rIdvgyzniien98q7qgkennxc">
         <w:r>
           <w:rPr>
             <w:rStyle w:val="Hyperlink"/>
@@ -1279,7 +1279,7 @@
       <w:r>
         <w:t xml:space="preserve"> — modifié — </w:t>
       </w:r>
-      <w:hyperlink w:history="1" r:id="rIdbn0arng_bjpy89g3eufcn">
+      <w:hyperlink w:history="1" r:id="rIdiwbneeimcizre2kn1yj7s">
         <w:r>
           <w:rPr>
             <w:rStyle w:val="Hyperlink"/>
@@ -1308,7 +1308,7 @@
       <w:r>
         <w:t xml:space="preserve"> — modifié — </w:t>
       </w:r>
-      <w:hyperlink w:history="1" r:id="rIdnjj_fh7z73q-_9ougxtfy">
+      <w:hyperlink w:history="1" r:id="rIddxzxmxrhoawdzlhwuesee">
         <w:r>
           <w:rPr>
             <w:rStyle w:val="Hyperlink"/>
@@ -1345,7 +1345,7 @@
       <w:r>
         <w:t xml:space="preserve"> — modifié — </w:t>
       </w:r>
-      <w:hyperlink w:history="1" r:id="rIdtyesfttoz_4uyhc3wzq5y">
+      <w:hyperlink w:history="1" r:id="rId1rg-c3wpzpwpechkrvqdz">
         <w:r>
           <w:rPr>
             <w:rStyle w:val="Hyperlink"/>

--- a/docs/developpement/phases/word/PHASE_37_BRIEF_DE_FIN_DE_SOIREE_EN_NOTIFICATION_SUR_LE_TELEPHONE.docx
+++ b/docs/developpement/phases/word/PHASE_37_BRIEF_DE_FIN_DE_SOIREE_EN_NOTIFICATION_SUR_LE_TELEPHONE.docx
@@ -20,7 +20,7 @@
       <w:r>
         <w:t xml:space="preserve">FlaiX Expert · dossier de développement · généré le 2026-10-19 depuis le dépôt </w:t>
       </w:r>
-      <w:hyperlink w:history="1" r:id="rIdyhictfgtrhkctc925dgji">
+      <w:hyperlink w:history="1" r:id="rIdgazkbuwwcl--80mmgm3zp">
         <w:r>
           <w:rPr>
             <w:rStyle w:val="Hyperlink"/>
@@ -669,7 +669,7 @@
           <w:numId w:val="2"/>
         </w:numPr>
       </w:pPr>
-      <w:hyperlink w:history="1" r:id="rIdkdqsdamoa58sv4imjngmg">
+      <w:hyperlink w:history="1" r:id="rIdq0u7xee3jdokigzhjmcbj">
         <w:r>
           <w:rPr>
             <w:rStyle w:val="Hyperlink"/>
@@ -717,7 +717,7 @@
       <w:r>
         <w:t xml:space="preserve"> — créé — </w:t>
       </w:r>
-      <w:hyperlink w:history="1" r:id="rIdh_f3kbu1umw-q9utr4vwf">
+      <w:hyperlink w:history="1" r:id="rIdonr0uqtzxhmzbulxy7ofq">
         <w:r>
           <w:rPr>
             <w:rStyle w:val="Hyperlink"/>
@@ -754,7 +754,7 @@
       <w:r>
         <w:t xml:space="preserve"> — créé — </w:t>
       </w:r>
-      <w:hyperlink w:history="1" r:id="rIdh7fqmvyazz67-bl70sa5t">
+      <w:hyperlink w:history="1" r:id="rIdx0vkxxplx9bv9wyx8wl6k">
         <w:r>
           <w:rPr>
             <w:rStyle w:val="Hyperlink"/>
@@ -783,7 +783,7 @@
       <w:r>
         <w:t xml:space="preserve"> — créé — </w:t>
       </w:r>
-      <w:hyperlink w:history="1" r:id="rId0ufagee1h-uev2f0g_dh7">
+      <w:hyperlink w:history="1" r:id="rId0l-yt8xteqhig6g3zjzee">
         <w:r>
           <w:rPr>
             <w:rStyle w:val="Hyperlink"/>
@@ -820,7 +820,7 @@
       <w:r>
         <w:t xml:space="preserve"> — créé — </w:t>
       </w:r>
-      <w:hyperlink w:history="1" r:id="rId8by7egx7wq_096udu-ku4">
+      <w:hyperlink w:history="1" r:id="rIdsonsk2hm-zzq5cvbpjg0i">
         <w:r>
           <w:rPr>
             <w:rStyle w:val="Hyperlink"/>
@@ -849,7 +849,7 @@
       <w:r>
         <w:t xml:space="preserve"> — modifié — </w:t>
       </w:r>
-      <w:hyperlink w:history="1" r:id="rIduzhxmw6hgsghnvslrhp8h">
+      <w:hyperlink w:history="1" r:id="rId8wwbvr9ty4buugyvmgxcs">
         <w:r>
           <w:rPr>
             <w:rStyle w:val="Hyperlink"/>
@@ -886,7 +886,7 @@
       <w:r>
         <w:t xml:space="preserve"> — modifié — </w:t>
       </w:r>
-      <w:hyperlink w:history="1" r:id="rIdefiueh5l0brwdjy0vjkzn">
+      <w:hyperlink w:history="1" r:id="rIdr5dfwskev4wrw0kaai7iq">
         <w:r>
           <w:rPr>
             <w:rStyle w:val="Hyperlink"/>
@@ -915,7 +915,7 @@
       <w:r>
         <w:t xml:space="preserve"> — modifié — </w:t>
       </w:r>
-      <w:hyperlink w:history="1" r:id="rIdzwz6z5glmui06n6ecgn3t">
+      <w:hyperlink w:history="1" r:id="rIddl_lqyuqt5mjnkryyba1c">
         <w:r>
           <w:rPr>
             <w:rStyle w:val="Hyperlink"/>
@@ -944,7 +944,7 @@
       <w:r>
         <w:t xml:space="preserve"> — créé — </w:t>
       </w:r>
-      <w:hyperlink w:history="1" r:id="rId1asjnlypv4wqt0rpmq22i">
+      <w:hyperlink w:history="1" r:id="rIdie0rjfpweyzjmz6cgbku6">
         <w:r>
           <w:rPr>
             <w:rStyle w:val="Hyperlink"/>
@@ -973,7 +973,7 @@
       <w:r>
         <w:t xml:space="preserve"> — modifié — </w:t>
       </w:r>
-      <w:hyperlink w:history="1" r:id="rId5adyetqjaizbu20sur-gz">
+      <w:hyperlink w:history="1" r:id="rIdd8t0trhvcnlfxxx3kbwdu">
         <w:r>
           <w:rPr>
             <w:rStyle w:val="Hyperlink"/>
@@ -1002,7 +1002,7 @@
       <w:r>
         <w:t xml:space="preserve"> — modifié — </w:t>
       </w:r>
-      <w:hyperlink w:history="1" r:id="rIdagb0fsbziosysb1mtafbx">
+      <w:hyperlink w:history="1" r:id="rId_lt24c9_w8cuwaewbm23l">
         <w:r>
           <w:rPr>
             <w:rStyle w:val="Hyperlink"/>
@@ -1039,7 +1039,7 @@
       <w:r>
         <w:t xml:space="preserve"> — modifié — </w:t>
       </w:r>
-      <w:hyperlink w:history="1" r:id="rIdorwbigjwxi2mohztlutbr">
+      <w:hyperlink w:history="1" r:id="rIdu9zeztlqtwcnzuu43h9t2">
         <w:r>
           <w:rPr>
             <w:rStyle w:val="Hyperlink"/>
@@ -1068,7 +1068,7 @@
       <w:r>
         <w:t xml:space="preserve"> — modifié — </w:t>
       </w:r>
-      <w:hyperlink w:history="1" r:id="rIdwknoua_6_gnniokw3xrkh">
+      <w:hyperlink w:history="1" r:id="rIdbkphpu1irehmjehbfy-pf">
         <w:r>
           <w:rPr>
             <w:rStyle w:val="Hyperlink"/>
@@ -1097,7 +1097,7 @@
       <w:r>
         <w:t xml:space="preserve"> — créé — </w:t>
       </w:r>
-      <w:hyperlink w:history="1" r:id="rIdrtozyb-7ma6szutpip4hu">
+      <w:hyperlink w:history="1" r:id="rIdr4ut3umurjy9g_rtcp8ul">
         <w:r>
           <w:rPr>
             <w:rStyle w:val="Hyperlink"/>
@@ -1126,7 +1126,7 @@
       <w:r>
         <w:t xml:space="preserve"> — créé — </w:t>
       </w:r>
-      <w:hyperlink w:history="1" r:id="rIdzhhh5ekjanr3unuvr4uv7">
+      <w:hyperlink w:history="1" r:id="rIdmu3qntopserghchsm5tkx">
         <w:r>
           <w:rPr>
             <w:rStyle w:val="Hyperlink"/>
@@ -1155,7 +1155,7 @@
       <w:r>
         <w:t xml:space="preserve"> — modifié — </w:t>
       </w:r>
-      <w:hyperlink w:history="1" r:id="rId1kwzoom3ht40-n3_fh13m">
+      <w:hyperlink w:history="1" r:id="rIdumkj9qs1msnm_f9vgcvm9">
         <w:r>
           <w:rPr>
             <w:rStyle w:val="Hyperlink"/>
@@ -1184,7 +1184,7 @@
       <w:r>
         <w:t xml:space="preserve"> — modifié — </w:t>
       </w:r>
-      <w:hyperlink w:history="1" r:id="rIdgapwzhg3fxie373skfrvr">
+      <w:hyperlink w:history="1" r:id="rIdbflmfv0l6mvitgaanzvgc">
         <w:r>
           <w:rPr>
             <w:rStyle w:val="Hyperlink"/>
@@ -1213,7 +1213,7 @@
       <w:r>
         <w:t xml:space="preserve"> — modifié — </w:t>
       </w:r>
-      <w:hyperlink w:history="1" r:id="rId2_u0b8pckbhuheocrv9bf">
+      <w:hyperlink w:history="1" r:id="rIdql4_ssi2t_yl9-bfpernl">
         <w:r>
           <w:rPr>
             <w:rStyle w:val="Hyperlink"/>
@@ -1242,7 +1242,7 @@
       <w:r>
         <w:t xml:space="preserve"> — modifié — </w:t>
       </w:r>
-      <w:hyperlink w:history="1" r:id="rIdvgyzniien98q7qgkennxc">
+      <w:hyperlink w:history="1" r:id="rId3_e75y2krnjgwrngpkvjy">
         <w:r>
           <w:rPr>
             <w:rStyle w:val="Hyperlink"/>
@@ -1279,7 +1279,7 @@
       <w:r>
         <w:t xml:space="preserve"> — modifié — </w:t>
       </w:r>
-      <w:hyperlink w:history="1" r:id="rIdiwbneeimcizre2kn1yj7s">
+      <w:hyperlink w:history="1" r:id="rIdcm7q5xlycsetonbopnq2b">
         <w:r>
           <w:rPr>
             <w:rStyle w:val="Hyperlink"/>
@@ -1308,7 +1308,7 @@
       <w:r>
         <w:t xml:space="preserve"> — modifié — </w:t>
       </w:r>
-      <w:hyperlink w:history="1" r:id="rIddxzxmxrhoawdzlhwuesee">
+      <w:hyperlink w:history="1" r:id="rIdesi5hhazqtuasv-svqej_">
         <w:r>
           <w:rPr>
             <w:rStyle w:val="Hyperlink"/>
@@ -1345,7 +1345,7 @@
       <w:r>
         <w:t xml:space="preserve"> — modifié — </w:t>
       </w:r>
-      <w:hyperlink w:history="1" r:id="rId1rg-c3wpzpwpechkrvqdz">
+      <w:hyperlink w:history="1" r:id="rIdghpmtuxjc9_rrihls-ice">
         <w:r>
           <w:rPr>
             <w:rStyle w:val="Hyperlink"/>

--- a/docs/developpement/phases/word/PHASE_37_BRIEF_DE_FIN_DE_SOIREE_EN_NOTIFICATION_SUR_LE_TELEPHONE.docx
+++ b/docs/developpement/phases/word/PHASE_37_BRIEF_DE_FIN_DE_SOIREE_EN_NOTIFICATION_SUR_LE_TELEPHONE.docx
@@ -20,7 +20,7 @@
       <w:r>
         <w:t xml:space="preserve">FlaiX Expert · dossier de développement · généré le 2026-10-19 depuis le dépôt </w:t>
       </w:r>
-      <w:hyperlink w:history="1" r:id="rIdgazkbuwwcl--80mmgm3zp">
+      <w:hyperlink w:history="1" r:id="rIdtbbzzq7lru8ugwe9qidur">
         <w:r>
           <w:rPr>
             <w:rStyle w:val="Hyperlink"/>
@@ -669,7 +669,7 @@
           <w:numId w:val="2"/>
         </w:numPr>
       </w:pPr>
-      <w:hyperlink w:history="1" r:id="rIdq0u7xee3jdokigzhjmcbj">
+      <w:hyperlink w:history="1" r:id="rIdtukrqati5xxcrhi2nzqak">
         <w:r>
           <w:rPr>
             <w:rStyle w:val="Hyperlink"/>
@@ -717,7 +717,7 @@
       <w:r>
         <w:t xml:space="preserve"> — créé — </w:t>
       </w:r>
-      <w:hyperlink w:history="1" r:id="rIdonr0uqtzxhmzbulxy7ofq">
+      <w:hyperlink w:history="1" r:id="rId8549ceji8syzmd9w0bc64">
         <w:r>
           <w:rPr>
             <w:rStyle w:val="Hyperlink"/>
@@ -754,7 +754,7 @@
       <w:r>
         <w:t xml:space="preserve"> — créé — </w:t>
       </w:r>
-      <w:hyperlink w:history="1" r:id="rIdx0vkxxplx9bv9wyx8wl6k">
+      <w:hyperlink w:history="1" r:id="rIdhb-kpkknjwcgt5psy5m2t">
         <w:r>
           <w:rPr>
             <w:rStyle w:val="Hyperlink"/>
@@ -783,7 +783,7 @@
       <w:r>
         <w:t xml:space="preserve"> — créé — </w:t>
       </w:r>
-      <w:hyperlink w:history="1" r:id="rId0l-yt8xteqhig6g3zjzee">
+      <w:hyperlink w:history="1" r:id="rId7uecq46c5u_zuk-ay5npe">
         <w:r>
           <w:rPr>
             <w:rStyle w:val="Hyperlink"/>
@@ -820,7 +820,7 @@
       <w:r>
         <w:t xml:space="preserve"> — créé — </w:t>
       </w:r>
-      <w:hyperlink w:history="1" r:id="rIdsonsk2hm-zzq5cvbpjg0i">
+      <w:hyperlink w:history="1" r:id="rId5cjstmoq0hyw0ecfed8w_">
         <w:r>
           <w:rPr>
             <w:rStyle w:val="Hyperlink"/>
@@ -849,7 +849,7 @@
       <w:r>
         <w:t xml:space="preserve"> — modifié — </w:t>
       </w:r>
-      <w:hyperlink w:history="1" r:id="rId8wwbvr9ty4buugyvmgxcs">
+      <w:hyperlink w:history="1" r:id="rIdiiry0w9msw5mo30gwgat3">
         <w:r>
           <w:rPr>
             <w:rStyle w:val="Hyperlink"/>
@@ -886,7 +886,7 @@
       <w:r>
         <w:t xml:space="preserve"> — modifié — </w:t>
       </w:r>
-      <w:hyperlink w:history="1" r:id="rIdr5dfwskev4wrw0kaai7iq">
+      <w:hyperlink w:history="1" r:id="rIdewcndi_ct3rltyfktndnc">
         <w:r>
           <w:rPr>
             <w:rStyle w:val="Hyperlink"/>
@@ -915,7 +915,7 @@
       <w:r>
         <w:t xml:space="preserve"> — modifié — </w:t>
       </w:r>
-      <w:hyperlink w:history="1" r:id="rIddl_lqyuqt5mjnkryyba1c">
+      <w:hyperlink w:history="1" r:id="rIdokbi2qynl-r2jak4ibdbz">
         <w:r>
           <w:rPr>
             <w:rStyle w:val="Hyperlink"/>
@@ -944,7 +944,7 @@
       <w:r>
         <w:t xml:space="preserve"> — créé — </w:t>
       </w:r>
-      <w:hyperlink w:history="1" r:id="rIdie0rjfpweyzjmz6cgbku6">
+      <w:hyperlink w:history="1" r:id="rIdsyednoruanvboifayf4cs">
         <w:r>
           <w:rPr>
             <w:rStyle w:val="Hyperlink"/>
@@ -973,7 +973,7 @@
       <w:r>
         <w:t xml:space="preserve"> — modifié — </w:t>
       </w:r>
-      <w:hyperlink w:history="1" r:id="rIdd8t0trhvcnlfxxx3kbwdu">
+      <w:hyperlink w:history="1" r:id="rId7dmvdfbjh-kl8pz6j87wx">
         <w:r>
           <w:rPr>
             <w:rStyle w:val="Hyperlink"/>
@@ -1002,7 +1002,7 @@
       <w:r>
         <w:t xml:space="preserve"> — modifié — </w:t>
       </w:r>
-      <w:hyperlink w:history="1" r:id="rId_lt24c9_w8cuwaewbm23l">
+      <w:hyperlink w:history="1" r:id="rId_fvipnhj_ufoxsou-l236">
         <w:r>
           <w:rPr>
             <w:rStyle w:val="Hyperlink"/>
@@ -1039,7 +1039,7 @@
       <w:r>
         <w:t xml:space="preserve"> — modifié — </w:t>
       </w:r>
-      <w:hyperlink w:history="1" r:id="rIdu9zeztlqtwcnzuu43h9t2">
+      <w:hyperlink w:history="1" r:id="rIdilvutmajyzrbbdbzdhm9h">
         <w:r>
           <w:rPr>
             <w:rStyle w:val="Hyperlink"/>
@@ -1068,7 +1068,7 @@
       <w:r>
         <w:t xml:space="preserve"> — modifié — </w:t>
       </w:r>
-      <w:hyperlink w:history="1" r:id="rIdbkphpu1irehmjehbfy-pf">
+      <w:hyperlink w:history="1" r:id="rIdrbvrxaulhunllhttymfrt">
         <w:r>
           <w:rPr>
             <w:rStyle w:val="Hyperlink"/>
@@ -1097,7 +1097,7 @@
       <w:r>
         <w:t xml:space="preserve"> — créé — </w:t>
       </w:r>
-      <w:hyperlink w:history="1" r:id="rIdr4ut3umurjy9g_rtcp8ul">
+      <w:hyperlink w:history="1" r:id="rIdiq50iw9w60yq2n02wytnt">
         <w:r>
           <w:rPr>
             <w:rStyle w:val="Hyperlink"/>
@@ -1126,7 +1126,7 @@
       <w:r>
         <w:t xml:space="preserve"> — créé — </w:t>
       </w:r>
-      <w:hyperlink w:history="1" r:id="rIdmu3qntopserghchsm5tkx">
+      <w:hyperlink w:history="1" r:id="rIdqwmhhwlez56xfpktzuvou">
         <w:r>
           <w:rPr>
             <w:rStyle w:val="Hyperlink"/>
@@ -1155,7 +1155,7 @@
       <w:r>
         <w:t xml:space="preserve"> — modifié — </w:t>
       </w:r>
-      <w:hyperlink w:history="1" r:id="rIdumkj9qs1msnm_f9vgcvm9">
+      <w:hyperlink w:history="1" r:id="rIdbvtsrwyphwnjgf4bb1vck">
         <w:r>
           <w:rPr>
             <w:rStyle w:val="Hyperlink"/>
@@ -1184,7 +1184,7 @@
       <w:r>
         <w:t xml:space="preserve"> — modifié — </w:t>
       </w:r>
-      <w:hyperlink w:history="1" r:id="rIdbflmfv0l6mvitgaanzvgc">
+      <w:hyperlink w:history="1" r:id="rId-rmxnracznmy1uerrzot2">
         <w:r>
           <w:rPr>
             <w:rStyle w:val="Hyperlink"/>
@@ -1213,7 +1213,7 @@
       <w:r>
         <w:t xml:space="preserve"> — modifié — </w:t>
       </w:r>
-      <w:hyperlink w:history="1" r:id="rIdql4_ssi2t_yl9-bfpernl">
+      <w:hyperlink w:history="1" r:id="rIdxc2sychx_9vulxviwskzu">
         <w:r>
           <w:rPr>
             <w:rStyle w:val="Hyperlink"/>
@@ -1242,7 +1242,7 @@
       <w:r>
         <w:t xml:space="preserve"> — modifié — </w:t>
       </w:r>
-      <w:hyperlink w:history="1" r:id="rId3_e75y2krnjgwrngpkvjy">
+      <w:hyperlink w:history="1" r:id="rIdlixdlg52v9onjvlonehqy">
         <w:r>
           <w:rPr>
             <w:rStyle w:val="Hyperlink"/>
@@ -1279,7 +1279,7 @@
       <w:r>
         <w:t xml:space="preserve"> — modifié — </w:t>
       </w:r>
-      <w:hyperlink w:history="1" r:id="rIdcm7q5xlycsetonbopnq2b">
+      <w:hyperlink w:history="1" r:id="rIdfqsgnvznw9dks8wglurtu">
         <w:r>
           <w:rPr>
             <w:rStyle w:val="Hyperlink"/>
@@ -1308,7 +1308,7 @@
       <w:r>
         <w:t xml:space="preserve"> — modifié — </w:t>
       </w:r>
-      <w:hyperlink w:history="1" r:id="rIdesi5hhazqtuasv-svqej_">
+      <w:hyperlink w:history="1" r:id="rIdvt_uana_bwrshpibcezia">
         <w:r>
           <w:rPr>
             <w:rStyle w:val="Hyperlink"/>
@@ -1345,7 +1345,7 @@
       <w:r>
         <w:t xml:space="preserve"> — modifié — </w:t>
       </w:r>
-      <w:hyperlink w:history="1" r:id="rIdghpmtuxjc9_rrihls-ice">
+      <w:hyperlink w:history="1" r:id="rIdaywc13w0ubdcketbeazsi">
         <w:r>
           <w:rPr>
             <w:rStyle w:val="Hyperlink"/>

--- a/docs/developpement/phases/word/PHASE_37_BRIEF_DE_FIN_DE_SOIREE_EN_NOTIFICATION_SUR_LE_TELEPHONE.docx
+++ b/docs/developpement/phases/word/PHASE_37_BRIEF_DE_FIN_DE_SOIREE_EN_NOTIFICATION_SUR_LE_TELEPHONE.docx
@@ -20,7 +20,7 @@
       <w:r>
         <w:t xml:space="preserve">FlaiX Expert · dossier de développement · généré le 2026-10-19 depuis le dépôt </w:t>
       </w:r>
-      <w:hyperlink w:history="1" r:id="rIdtbbzzq7lru8ugwe9qidur">
+      <w:hyperlink w:history="1" r:id="rIdfizy52a1sng-isvvoajrc">
         <w:r>
           <w:rPr>
             <w:rStyle w:val="Hyperlink"/>
@@ -669,7 +669,7 @@
           <w:numId w:val="2"/>
         </w:numPr>
       </w:pPr>
-      <w:hyperlink w:history="1" r:id="rIdtukrqati5xxcrhi2nzqak">
+      <w:hyperlink w:history="1" r:id="rId5yd2oqgnjkznchjohoxnh">
         <w:r>
           <w:rPr>
             <w:rStyle w:val="Hyperlink"/>
@@ -717,7 +717,7 @@
       <w:r>
         <w:t xml:space="preserve"> — créé — </w:t>
       </w:r>
-      <w:hyperlink w:history="1" r:id="rId8549ceji8syzmd9w0bc64">
+      <w:hyperlink w:history="1" r:id="rIdsfqlmyrpzcbqau54ylcko">
         <w:r>
           <w:rPr>
             <w:rStyle w:val="Hyperlink"/>
@@ -754,7 +754,7 @@
       <w:r>
         <w:t xml:space="preserve"> — créé — </w:t>
       </w:r>
-      <w:hyperlink w:history="1" r:id="rIdhb-kpkknjwcgt5psy5m2t">
+      <w:hyperlink w:history="1" r:id="rIdn6vqrctdg_bx4bymtojlt">
         <w:r>
           <w:rPr>
             <w:rStyle w:val="Hyperlink"/>
@@ -783,7 +783,7 @@
       <w:r>
         <w:t xml:space="preserve"> — créé — </w:t>
       </w:r>
-      <w:hyperlink w:history="1" r:id="rId7uecq46c5u_zuk-ay5npe">
+      <w:hyperlink w:history="1" r:id="rIdrzq4vdrcf2bquvqzpictu">
         <w:r>
           <w:rPr>
             <w:rStyle w:val="Hyperlink"/>
@@ -820,7 +820,7 @@
       <w:r>
         <w:t xml:space="preserve"> — créé — </w:t>
       </w:r>
-      <w:hyperlink w:history="1" r:id="rId5cjstmoq0hyw0ecfed8w_">
+      <w:hyperlink w:history="1" r:id="rIdlh93w-d2-cv5wwuy6i46_">
         <w:r>
           <w:rPr>
             <w:rStyle w:val="Hyperlink"/>
@@ -849,7 +849,7 @@
       <w:r>
         <w:t xml:space="preserve"> — modifié — </w:t>
       </w:r>
-      <w:hyperlink w:history="1" r:id="rIdiiry0w9msw5mo30gwgat3">
+      <w:hyperlink w:history="1" r:id="rIdrdeux9qxv6nz4ndajzrqa">
         <w:r>
           <w:rPr>
             <w:rStyle w:val="Hyperlink"/>
@@ -886,7 +886,7 @@
       <w:r>
         <w:t xml:space="preserve"> — modifié — </w:t>
       </w:r>
-      <w:hyperlink w:history="1" r:id="rIdewcndi_ct3rltyfktndnc">
+      <w:hyperlink w:history="1" r:id="rIdeq9bruk8irvcazijph1qc">
         <w:r>
           <w:rPr>
             <w:rStyle w:val="Hyperlink"/>
@@ -915,7 +915,7 @@
       <w:r>
         <w:t xml:space="preserve"> — modifié — </w:t>
       </w:r>
-      <w:hyperlink w:history="1" r:id="rIdokbi2qynl-r2jak4ibdbz">
+      <w:hyperlink w:history="1" r:id="rIdkor6jr47rqtfzx-a1iagm">
         <w:r>
           <w:rPr>
             <w:rStyle w:val="Hyperlink"/>
@@ -944,7 +944,7 @@
       <w:r>
         <w:t xml:space="preserve"> — créé — </w:t>
       </w:r>
-      <w:hyperlink w:history="1" r:id="rIdsyednoruanvboifayf4cs">
+      <w:hyperlink w:history="1" r:id="rId5kvnql0bvhovjonceglox">
         <w:r>
           <w:rPr>
             <w:rStyle w:val="Hyperlink"/>
@@ -973,7 +973,7 @@
       <w:r>
         <w:t xml:space="preserve"> — modifié — </w:t>
       </w:r>
-      <w:hyperlink w:history="1" r:id="rId7dmvdfbjh-kl8pz6j87wx">
+      <w:hyperlink w:history="1" r:id="rIdv6uydtqgx6o2whoq5gmgr">
         <w:r>
           <w:rPr>
             <w:rStyle w:val="Hyperlink"/>
@@ -1002,7 +1002,7 @@
       <w:r>
         <w:t xml:space="preserve"> — modifié — </w:t>
       </w:r>
-      <w:hyperlink w:history="1" r:id="rId_fvipnhj_ufoxsou-l236">
+      <w:hyperlink w:history="1" r:id="rIdqubmt1nyf383z4zfa8wae">
         <w:r>
           <w:rPr>
             <w:rStyle w:val="Hyperlink"/>
@@ -1039,7 +1039,7 @@
       <w:r>
         <w:t xml:space="preserve"> — modifié — </w:t>
       </w:r>
-      <w:hyperlink w:history="1" r:id="rIdilvutmajyzrbbdbzdhm9h">
+      <w:hyperlink w:history="1" r:id="rIdxiots6bp6000r5cvjtlm_">
         <w:r>
           <w:rPr>
             <w:rStyle w:val="Hyperlink"/>
@@ -1068,7 +1068,7 @@
       <w:r>
         <w:t xml:space="preserve"> — modifié — </w:t>
       </w:r>
-      <w:hyperlink w:history="1" r:id="rIdrbvrxaulhunllhttymfrt">
+      <w:hyperlink w:history="1" r:id="rIdkdchswex_ychrumvce1-j">
         <w:r>
           <w:rPr>
             <w:rStyle w:val="Hyperlink"/>
@@ -1097,7 +1097,7 @@
       <w:r>
         <w:t xml:space="preserve"> — créé — </w:t>
       </w:r>
-      <w:hyperlink w:history="1" r:id="rIdiq50iw9w60yq2n02wytnt">
+      <w:hyperlink w:history="1" r:id="rIdpradoxudzi92odntk7w6w">
         <w:r>
           <w:rPr>
             <w:rStyle w:val="Hyperlink"/>
@@ -1126,7 +1126,7 @@
       <w:r>
         <w:t xml:space="preserve"> — créé — </w:t>
       </w:r>
-      <w:hyperlink w:history="1" r:id="rIdqwmhhwlez56xfpktzuvou">
+      <w:hyperlink w:history="1" r:id="rIdw4p16bdx-ckj4ttdnkulr">
         <w:r>
           <w:rPr>
             <w:rStyle w:val="Hyperlink"/>
@@ -1155,7 +1155,7 @@
       <w:r>
         <w:t xml:space="preserve"> — modifié — </w:t>
       </w:r>
-      <w:hyperlink w:history="1" r:id="rIdbvtsrwyphwnjgf4bb1vck">
+      <w:hyperlink w:history="1" r:id="rIdthcil8mktdcodmpwxi1-u">
         <w:r>
           <w:rPr>
             <w:rStyle w:val="Hyperlink"/>
@@ -1184,7 +1184,7 @@
       <w:r>
         <w:t xml:space="preserve"> — modifié — </w:t>
       </w:r>
-      <w:hyperlink w:history="1" r:id="rId-rmxnracznmy1uerrzot2">
+      <w:hyperlink w:history="1" r:id="rIds8qezepqmc92kyd9fxocu">
         <w:r>
           <w:rPr>
             <w:rStyle w:val="Hyperlink"/>
@@ -1213,7 +1213,7 @@
       <w:r>
         <w:t xml:space="preserve"> — modifié — </w:t>
       </w:r>
-      <w:hyperlink w:history="1" r:id="rIdxc2sychx_9vulxviwskzu">
+      <w:hyperlink w:history="1" r:id="rIdjevsaegqvetrwwigiq9eg">
         <w:r>
           <w:rPr>
             <w:rStyle w:val="Hyperlink"/>
@@ -1242,7 +1242,7 @@
       <w:r>
         <w:t xml:space="preserve"> — modifié — </w:t>
       </w:r>
-      <w:hyperlink w:history="1" r:id="rIdlixdlg52v9onjvlonehqy">
+      <w:hyperlink w:history="1" r:id="rIdfrwan30enulfrlbyt7uhq">
         <w:r>
           <w:rPr>
             <w:rStyle w:val="Hyperlink"/>
@@ -1279,7 +1279,7 @@
       <w:r>
         <w:t xml:space="preserve"> — modifié — </w:t>
       </w:r>
-      <w:hyperlink w:history="1" r:id="rIdfqsgnvznw9dks8wglurtu">
+      <w:hyperlink w:history="1" r:id="rIdutecgv-nmxmwo2dwmwpod">
         <w:r>
           <w:rPr>
             <w:rStyle w:val="Hyperlink"/>
@@ -1308,7 +1308,7 @@
       <w:r>
         <w:t xml:space="preserve"> — modifié — </w:t>
       </w:r>
-      <w:hyperlink w:history="1" r:id="rIdvt_uana_bwrshpibcezia">
+      <w:hyperlink w:history="1" r:id="rIda-w1-nwrpicbbtqthcmbi">
         <w:r>
           <w:rPr>
             <w:rStyle w:val="Hyperlink"/>
@@ -1345,7 +1345,7 @@
       <w:r>
         <w:t xml:space="preserve"> — modifié — </w:t>
       </w:r>
-      <w:hyperlink w:history="1" r:id="rIdaywc13w0ubdcketbeazsi">
+      <w:hyperlink w:history="1" r:id="rIdutxr7wulitxap97zp9rj-">
         <w:r>
           <w:rPr>
             <w:rStyle w:val="Hyperlink"/>

--- a/docs/developpement/phases/word/PHASE_37_BRIEF_DE_FIN_DE_SOIREE_EN_NOTIFICATION_SUR_LE_TELEPHONE.docx
+++ b/docs/developpement/phases/word/PHASE_37_BRIEF_DE_FIN_DE_SOIREE_EN_NOTIFICATION_SUR_LE_TELEPHONE.docx
@@ -20,7 +20,7 @@
       <w:r>
         <w:t xml:space="preserve">FlaiX Expert · dossier de développement · généré le 2026-10-19 depuis le dépôt </w:t>
       </w:r>
-      <w:hyperlink w:history="1" r:id="rIdfizy52a1sng-isvvoajrc">
+      <w:hyperlink w:history="1" r:id="rId8vfjze4lc7tbp1khpziri">
         <w:r>
           <w:rPr>
             <w:rStyle w:val="Hyperlink"/>
@@ -669,7 +669,7 @@
           <w:numId w:val="2"/>
         </w:numPr>
       </w:pPr>
-      <w:hyperlink w:history="1" r:id="rId5yd2oqgnjkznchjohoxnh">
+      <w:hyperlink w:history="1" r:id="rIdfet7vuki53ib4xdhown1-">
         <w:r>
           <w:rPr>
             <w:rStyle w:val="Hyperlink"/>
@@ -717,7 +717,7 @@
       <w:r>
         <w:t xml:space="preserve"> — créé — </w:t>
       </w:r>
-      <w:hyperlink w:history="1" r:id="rIdsfqlmyrpzcbqau54ylcko">
+      <w:hyperlink w:history="1" r:id="rIddr3mtksczt0kjf5vdodkj">
         <w:r>
           <w:rPr>
             <w:rStyle w:val="Hyperlink"/>
@@ -754,7 +754,7 @@
       <w:r>
         <w:t xml:space="preserve"> — créé — </w:t>
       </w:r>
-      <w:hyperlink w:history="1" r:id="rIdn6vqrctdg_bx4bymtojlt">
+      <w:hyperlink w:history="1" r:id="rIdzrshxvzriuc7d19gjhrb1">
         <w:r>
           <w:rPr>
             <w:rStyle w:val="Hyperlink"/>
@@ -783,7 +783,7 @@
       <w:r>
         <w:t xml:space="preserve"> — créé — </w:t>
       </w:r>
-      <w:hyperlink w:history="1" r:id="rIdrzq4vdrcf2bquvqzpictu">
+      <w:hyperlink w:history="1" r:id="rIddxaq3dsbuvesfzs-i0ro8">
         <w:r>
           <w:rPr>
             <w:rStyle w:val="Hyperlink"/>
@@ -820,7 +820,7 @@
       <w:r>
         <w:t xml:space="preserve"> — créé — </w:t>
       </w:r>
-      <w:hyperlink w:history="1" r:id="rIdlh93w-d2-cv5wwuy6i46_">
+      <w:hyperlink w:history="1" r:id="rIdfhprtpd1bdgjz2hy7j0i7">
         <w:r>
           <w:rPr>
             <w:rStyle w:val="Hyperlink"/>
@@ -849,7 +849,7 @@
       <w:r>
         <w:t xml:space="preserve"> — modifié — </w:t>
       </w:r>
-      <w:hyperlink w:history="1" r:id="rIdrdeux9qxv6nz4ndajzrqa">
+      <w:hyperlink w:history="1" r:id="rIdhxcowlffbuocw8tfl_yrl">
         <w:r>
           <w:rPr>
             <w:rStyle w:val="Hyperlink"/>
@@ -886,7 +886,7 @@
       <w:r>
         <w:t xml:space="preserve"> — modifié — </w:t>
       </w:r>
-      <w:hyperlink w:history="1" r:id="rIdeq9bruk8irvcazijph1qc">
+      <w:hyperlink w:history="1" r:id="rId21tp0deaa-n6vstouy_-h">
         <w:r>
           <w:rPr>
             <w:rStyle w:val="Hyperlink"/>
@@ -915,7 +915,7 @@
       <w:r>
         <w:t xml:space="preserve"> — modifié — </w:t>
       </w:r>
-      <w:hyperlink w:history="1" r:id="rIdkor6jr47rqtfzx-a1iagm">
+      <w:hyperlink w:history="1" r:id="rIdmi4cpp7sjcjcqsin86k4o">
         <w:r>
           <w:rPr>
             <w:rStyle w:val="Hyperlink"/>
@@ -944,7 +944,7 @@
       <w:r>
         <w:t xml:space="preserve"> — créé — </w:t>
       </w:r>
-      <w:hyperlink w:history="1" r:id="rId5kvnql0bvhovjonceglox">
+      <w:hyperlink w:history="1" r:id="rIduvq15w9u_rj3zaycib14r">
         <w:r>
           <w:rPr>
             <w:rStyle w:val="Hyperlink"/>
@@ -973,7 +973,7 @@
       <w:r>
         <w:t xml:space="preserve"> — modifié — </w:t>
       </w:r>
-      <w:hyperlink w:history="1" r:id="rIdv6uydtqgx6o2whoq5gmgr">
+      <w:hyperlink w:history="1" r:id="rIdqcv82hsgoh0znz-vgwnkz">
         <w:r>
           <w:rPr>
             <w:rStyle w:val="Hyperlink"/>
@@ -1002,7 +1002,7 @@
       <w:r>
         <w:t xml:space="preserve"> — modifié — </w:t>
       </w:r>
-      <w:hyperlink w:history="1" r:id="rIdqubmt1nyf383z4zfa8wae">
+      <w:hyperlink w:history="1" r:id="rIdnv25g6excxqlucv7kfem7">
         <w:r>
           <w:rPr>
             <w:rStyle w:val="Hyperlink"/>
@@ -1039,7 +1039,7 @@
       <w:r>
         <w:t xml:space="preserve"> — modifié — </w:t>
       </w:r>
-      <w:hyperlink w:history="1" r:id="rIdxiots6bp6000r5cvjtlm_">
+      <w:hyperlink w:history="1" r:id="rIdwp8araxa4rqpvqtl85ntq">
         <w:r>
           <w:rPr>
             <w:rStyle w:val="Hyperlink"/>
@@ -1068,7 +1068,7 @@
       <w:r>
         <w:t xml:space="preserve"> — modifié — </w:t>
       </w:r>
-      <w:hyperlink w:history="1" r:id="rIdkdchswex_ychrumvce1-j">
+      <w:hyperlink w:history="1" r:id="rIdu56yooruhd0pioubj6zgi">
         <w:r>
           <w:rPr>
             <w:rStyle w:val="Hyperlink"/>
@@ -1097,7 +1097,7 @@
       <w:r>
         <w:t xml:space="preserve"> — créé — </w:t>
       </w:r>
-      <w:hyperlink w:history="1" r:id="rIdpradoxudzi92odntk7w6w">
+      <w:hyperlink w:history="1" r:id="rIdtbysefldcx6sw-cd9jfhh">
         <w:r>
           <w:rPr>
             <w:rStyle w:val="Hyperlink"/>
@@ -1126,7 +1126,7 @@
       <w:r>
         <w:t xml:space="preserve"> — créé — </w:t>
       </w:r>
-      <w:hyperlink w:history="1" r:id="rIdw4p16bdx-ckj4ttdnkulr">
+      <w:hyperlink w:history="1" r:id="rIdtdpkz75mbctcnmq-7f_im">
         <w:r>
           <w:rPr>
             <w:rStyle w:val="Hyperlink"/>
@@ -1155,7 +1155,7 @@
       <w:r>
         <w:t xml:space="preserve"> — modifié — </w:t>
       </w:r>
-      <w:hyperlink w:history="1" r:id="rIdthcil8mktdcodmpwxi1-u">
+      <w:hyperlink w:history="1" r:id="rIdlq9vttic5kg4zb0i3dfk8">
         <w:r>
           <w:rPr>
             <w:rStyle w:val="Hyperlink"/>
@@ -1184,7 +1184,7 @@
       <w:r>
         <w:t xml:space="preserve"> — modifié — </w:t>
       </w:r>
-      <w:hyperlink w:history="1" r:id="rIds8qezepqmc92kyd9fxocu">
+      <w:hyperlink w:history="1" r:id="rId3oqjhx25klbdrgj3agnzt">
         <w:r>
           <w:rPr>
             <w:rStyle w:val="Hyperlink"/>
@@ -1213,7 +1213,7 @@
       <w:r>
         <w:t xml:space="preserve"> — modifié — </w:t>
       </w:r>
-      <w:hyperlink w:history="1" r:id="rIdjevsaegqvetrwwigiq9eg">
+      <w:hyperlink w:history="1" r:id="rIdwukmr7zm5dmnlfptm9_lf">
         <w:r>
           <w:rPr>
             <w:rStyle w:val="Hyperlink"/>
@@ -1242,7 +1242,7 @@
       <w:r>
         <w:t xml:space="preserve"> — modifié — </w:t>
       </w:r>
-      <w:hyperlink w:history="1" r:id="rIdfrwan30enulfrlbyt7uhq">
+      <w:hyperlink w:history="1" r:id="rIdzpnwryqoihsegkjajucfp">
         <w:r>
           <w:rPr>
             <w:rStyle w:val="Hyperlink"/>
@@ -1279,7 +1279,7 @@
       <w:r>
         <w:t xml:space="preserve"> — modifié — </w:t>
       </w:r>
-      <w:hyperlink w:history="1" r:id="rIdutecgv-nmxmwo2dwmwpod">
+      <w:hyperlink w:history="1" r:id="rId0jo5hi_5psyutx8vz8lis">
         <w:r>
           <w:rPr>
             <w:rStyle w:val="Hyperlink"/>
@@ -1308,7 +1308,7 @@
       <w:r>
         <w:t xml:space="preserve"> — modifié — </w:t>
       </w:r>
-      <w:hyperlink w:history="1" r:id="rIda-w1-nwrpicbbtqthcmbi">
+      <w:hyperlink w:history="1" r:id="rIdore-emh-jbzqq2di8x5rk">
         <w:r>
           <w:rPr>
             <w:rStyle w:val="Hyperlink"/>
@@ -1345,7 +1345,7 @@
       <w:r>
         <w:t xml:space="preserve"> — modifié — </w:t>
       </w:r>
-      <w:hyperlink w:history="1" r:id="rIdutxr7wulitxap97zp9rj-">
+      <w:hyperlink w:history="1" r:id="rIdxxmplsbxsn436shxnxlwg">
         <w:r>
           <w:rPr>
             <w:rStyle w:val="Hyperlink"/>

--- a/docs/developpement/phases/word/PHASE_37_BRIEF_DE_FIN_DE_SOIREE_EN_NOTIFICATION_SUR_LE_TELEPHONE.docx
+++ b/docs/developpement/phases/word/PHASE_37_BRIEF_DE_FIN_DE_SOIREE_EN_NOTIFICATION_SUR_LE_TELEPHONE.docx
@@ -18,9 +18,9 @@
         <w:shd w:fill="F6F3FF" w:color="auto" w:val="clear"/>
       </w:pPr>
       <w:r>
-        <w:t xml:space="preserve">FlaiX Expert · dossier de développement · généré le 2026-10-19 depuis le dépôt </w:t>
-      </w:r>
-      <w:hyperlink w:history="1" r:id="rId8vfjze4lc7tbp1khpziri">
+        <w:t xml:space="preserve">FlaiX Expert · dossier de développement · généré le 2026-10-21 depuis le dépôt </w:t>
+      </w:r>
+      <w:hyperlink w:history="1" r:id="rIdqczvulemlegkbn0d3inck">
         <w:r>
           <w:rPr>
             <w:rStyle w:val="Hyperlink"/>
@@ -669,7 +669,7 @@
           <w:numId w:val="2"/>
         </w:numPr>
       </w:pPr>
-      <w:hyperlink w:history="1" r:id="rIdfet7vuki53ib4xdhown1-">
+      <w:hyperlink w:history="1" r:id="rIdynitjsuzd8etp3xej7wnq">
         <w:r>
           <w:rPr>
             <w:rStyle w:val="Hyperlink"/>
@@ -717,7 +717,7 @@
       <w:r>
         <w:t xml:space="preserve"> — créé — </w:t>
       </w:r>
-      <w:hyperlink w:history="1" r:id="rIddr3mtksczt0kjf5vdodkj">
+      <w:hyperlink w:history="1" r:id="rIdmejxwjyqg8_tqbpr4qqfn">
         <w:r>
           <w:rPr>
             <w:rStyle w:val="Hyperlink"/>
@@ -754,7 +754,7 @@
       <w:r>
         <w:t xml:space="preserve"> — créé — </w:t>
       </w:r>
-      <w:hyperlink w:history="1" r:id="rIdzrshxvzriuc7d19gjhrb1">
+      <w:hyperlink w:history="1" r:id="rIdxmdiaaxykzstu-rg5o_oj">
         <w:r>
           <w:rPr>
             <w:rStyle w:val="Hyperlink"/>
@@ -783,7 +783,7 @@
       <w:r>
         <w:t xml:space="preserve"> — créé — </w:t>
       </w:r>
-      <w:hyperlink w:history="1" r:id="rIddxaq3dsbuvesfzs-i0ro8">
+      <w:hyperlink w:history="1" r:id="rIdfmyscynx1fzooco-wbj-s">
         <w:r>
           <w:rPr>
             <w:rStyle w:val="Hyperlink"/>
@@ -820,7 +820,7 @@
       <w:r>
         <w:t xml:space="preserve"> — créé — </w:t>
       </w:r>
-      <w:hyperlink w:history="1" r:id="rIdfhprtpd1bdgjz2hy7j0i7">
+      <w:hyperlink w:history="1" r:id="rIddlbsdiwarabyoox-0a9ne">
         <w:r>
           <w:rPr>
             <w:rStyle w:val="Hyperlink"/>
@@ -849,7 +849,7 @@
       <w:r>
         <w:t xml:space="preserve"> — modifié — </w:t>
       </w:r>
-      <w:hyperlink w:history="1" r:id="rIdhxcowlffbuocw8tfl_yrl">
+      <w:hyperlink w:history="1" r:id="rIdodxgwfq_lcaphca_ygtuy">
         <w:r>
           <w:rPr>
             <w:rStyle w:val="Hyperlink"/>
@@ -886,7 +886,7 @@
       <w:r>
         <w:t xml:space="preserve"> — modifié — </w:t>
       </w:r>
-      <w:hyperlink w:history="1" r:id="rId21tp0deaa-n6vstouy_-h">
+      <w:hyperlink w:history="1" r:id="rIdgbpdgkaopl7caxy4d-lch">
         <w:r>
           <w:rPr>
             <w:rStyle w:val="Hyperlink"/>
@@ -915,7 +915,7 @@
       <w:r>
         <w:t xml:space="preserve"> — modifié — </w:t>
       </w:r>
-      <w:hyperlink w:history="1" r:id="rIdmi4cpp7sjcjcqsin86k4o">
+      <w:hyperlink w:history="1" r:id="rIdzolarnkf6lw0srmjav_39">
         <w:r>
           <w:rPr>
             <w:rStyle w:val="Hyperlink"/>
@@ -944,7 +944,7 @@
       <w:r>
         <w:t xml:space="preserve"> — créé — </w:t>
       </w:r>
-      <w:hyperlink w:history="1" r:id="rIduvq15w9u_rj3zaycib14r">
+      <w:hyperlink w:history="1" r:id="rIdmp4rbxkrkazu6pk_slnig">
         <w:r>
           <w:rPr>
             <w:rStyle w:val="Hyperlink"/>
@@ -973,7 +973,7 @@
       <w:r>
         <w:t xml:space="preserve"> — modifié — </w:t>
       </w:r>
-      <w:hyperlink w:history="1" r:id="rIdqcv82hsgoh0znz-vgwnkz">
+      <w:hyperlink w:history="1" r:id="rIdqdnhqbigqguhgsiiczwbj">
         <w:r>
           <w:rPr>
             <w:rStyle w:val="Hyperlink"/>
@@ -1002,7 +1002,7 @@
       <w:r>
         <w:t xml:space="preserve"> — modifié — </w:t>
       </w:r>
-      <w:hyperlink w:history="1" r:id="rIdnv25g6excxqlucv7kfem7">
+      <w:hyperlink w:history="1" r:id="rIdon5khrkpnhp5evs2xhwer">
         <w:r>
           <w:rPr>
             <w:rStyle w:val="Hyperlink"/>
@@ -1039,7 +1039,7 @@
       <w:r>
         <w:t xml:space="preserve"> — modifié — </w:t>
       </w:r>
-      <w:hyperlink w:history="1" r:id="rIdwp8araxa4rqpvqtl85ntq">
+      <w:hyperlink w:history="1" r:id="rIdn-zypluemymwunof0dwjp">
         <w:r>
           <w:rPr>
             <w:rStyle w:val="Hyperlink"/>
@@ -1068,7 +1068,7 @@
       <w:r>
         <w:t xml:space="preserve"> — modifié — </w:t>
       </w:r>
-      <w:hyperlink w:history="1" r:id="rIdu56yooruhd0pioubj6zgi">
+      <w:hyperlink w:history="1" r:id="rId7fo-3us3o0rxun7wfsjgd">
         <w:r>
           <w:rPr>
             <w:rStyle w:val="Hyperlink"/>
@@ -1097,7 +1097,7 @@
       <w:r>
         <w:t xml:space="preserve"> — créé — </w:t>
       </w:r>
-      <w:hyperlink w:history="1" r:id="rIdtbysefldcx6sw-cd9jfhh">
+      <w:hyperlink w:history="1" r:id="rIdpztnpdyd_nn_ukbvoefuf">
         <w:r>
           <w:rPr>
             <w:rStyle w:val="Hyperlink"/>
@@ -1126,7 +1126,7 @@
       <w:r>
         <w:t xml:space="preserve"> — créé — </w:t>
       </w:r>
-      <w:hyperlink w:history="1" r:id="rIdtdpkz75mbctcnmq-7f_im">
+      <w:hyperlink w:history="1" r:id="rIdsoy9v5vz-o-sn9jyu08oo">
         <w:r>
           <w:rPr>
             <w:rStyle w:val="Hyperlink"/>
@@ -1155,7 +1155,7 @@
       <w:r>
         <w:t xml:space="preserve"> — modifié — </w:t>
       </w:r>
-      <w:hyperlink w:history="1" r:id="rIdlq9vttic5kg4zb0i3dfk8">
+      <w:hyperlink w:history="1" r:id="rIdwuupldg-_ky18mqmcylgc">
         <w:r>
           <w:rPr>
             <w:rStyle w:val="Hyperlink"/>
@@ -1184,7 +1184,7 @@
       <w:r>
         <w:t xml:space="preserve"> — modifié — </w:t>
       </w:r>
-      <w:hyperlink w:history="1" r:id="rId3oqjhx25klbdrgj3agnzt">
+      <w:hyperlink w:history="1" r:id="rId26zzvbwaimgoa8gznfhwl">
         <w:r>
           <w:rPr>
             <w:rStyle w:val="Hyperlink"/>
@@ -1213,7 +1213,7 @@
       <w:r>
         <w:t xml:space="preserve"> — modifié — </w:t>
       </w:r>
-      <w:hyperlink w:history="1" r:id="rIdwukmr7zm5dmnlfptm9_lf">
+      <w:hyperlink w:history="1" r:id="rId0zlbsaom3vrwcelwkpxw7">
         <w:r>
           <w:rPr>
             <w:rStyle w:val="Hyperlink"/>
@@ -1242,7 +1242,7 @@
       <w:r>
         <w:t xml:space="preserve"> — modifié — </w:t>
       </w:r>
-      <w:hyperlink w:history="1" r:id="rIdzpnwryqoihsegkjajucfp">
+      <w:hyperlink w:history="1" r:id="rIdd-bydt_w4xsuvbibugyzm">
         <w:r>
           <w:rPr>
             <w:rStyle w:val="Hyperlink"/>
@@ -1279,7 +1279,7 @@
       <w:r>
         <w:t xml:space="preserve"> — modifié — </w:t>
       </w:r>
-      <w:hyperlink w:history="1" r:id="rId0jo5hi_5psyutx8vz8lis">
+      <w:hyperlink w:history="1" r:id="rIdie_iv2kdjgbtiwnetolsf">
         <w:r>
           <w:rPr>
             <w:rStyle w:val="Hyperlink"/>
@@ -1308,7 +1308,7 @@
       <w:r>
         <w:t xml:space="preserve"> — modifié — </w:t>
       </w:r>
-      <w:hyperlink w:history="1" r:id="rIdore-emh-jbzqq2di8x5rk">
+      <w:hyperlink w:history="1" r:id="rId6-vq2fb5zw1wvgqjayvi-">
         <w:r>
           <w:rPr>
             <w:rStyle w:val="Hyperlink"/>
@@ -1345,7 +1345,7 @@
       <w:r>
         <w:t xml:space="preserve"> — modifié — </w:t>
       </w:r>
-      <w:hyperlink w:history="1" r:id="rIdxxmplsbxsn436shxnxlwg">
+      <w:hyperlink w:history="1" r:id="rIdbsfuzqxa-ybmduaeknxjd">
         <w:r>
           <w:rPr>
             <w:rStyle w:val="Hyperlink"/>

--- a/docs/developpement/phases/word/PHASE_37_BRIEF_DE_FIN_DE_SOIREE_EN_NOTIFICATION_SUR_LE_TELEPHONE.docx
+++ b/docs/developpement/phases/word/PHASE_37_BRIEF_DE_FIN_DE_SOIREE_EN_NOTIFICATION_SUR_LE_TELEPHONE.docx
@@ -20,7 +20,7 @@
       <w:r>
         <w:t xml:space="preserve">FlaiX Expert · dossier de développement · généré le 2026-10-21 depuis le dépôt </w:t>
       </w:r>
-      <w:hyperlink w:history="1" r:id="rIdqczvulemlegkbn0d3inck">
+      <w:hyperlink w:history="1" r:id="rIdxptt7ljpqbtp2wokfl68b">
         <w:r>
           <w:rPr>
             <w:rStyle w:val="Hyperlink"/>
@@ -669,7 +669,7 @@
           <w:numId w:val="2"/>
         </w:numPr>
       </w:pPr>
-      <w:hyperlink w:history="1" r:id="rIdynitjsuzd8etp3xej7wnq">
+      <w:hyperlink w:history="1" r:id="rIdcqkzyjtadcf5ojxcpgthj">
         <w:r>
           <w:rPr>
             <w:rStyle w:val="Hyperlink"/>
@@ -717,7 +717,7 @@
       <w:r>
         <w:t xml:space="preserve"> — créé — </w:t>
       </w:r>
-      <w:hyperlink w:history="1" r:id="rIdmejxwjyqg8_tqbpr4qqfn">
+      <w:hyperlink w:history="1" r:id="rIdqlzrysnytocqaunuo1dhh">
         <w:r>
           <w:rPr>
             <w:rStyle w:val="Hyperlink"/>
@@ -754,7 +754,7 @@
       <w:r>
         <w:t xml:space="preserve"> — créé — </w:t>
       </w:r>
-      <w:hyperlink w:history="1" r:id="rIdxmdiaaxykzstu-rg5o_oj">
+      <w:hyperlink w:history="1" r:id="rId4mhuo5wwyqxwc-kshabiv">
         <w:r>
           <w:rPr>
             <w:rStyle w:val="Hyperlink"/>
@@ -783,7 +783,7 @@
       <w:r>
         <w:t xml:space="preserve"> — créé — </w:t>
       </w:r>
-      <w:hyperlink w:history="1" r:id="rIdfmyscynx1fzooco-wbj-s">
+      <w:hyperlink w:history="1" r:id="rIdx4zbcktlmz-pcisn9hlcb">
         <w:r>
           <w:rPr>
             <w:rStyle w:val="Hyperlink"/>
@@ -820,7 +820,7 @@
       <w:r>
         <w:t xml:space="preserve"> — créé — </w:t>
       </w:r>
-      <w:hyperlink w:history="1" r:id="rIddlbsdiwarabyoox-0a9ne">
+      <w:hyperlink w:history="1" r:id="rIdm7z8tqko6tnzynv7lowgv">
         <w:r>
           <w:rPr>
             <w:rStyle w:val="Hyperlink"/>
@@ -849,7 +849,7 @@
       <w:r>
         <w:t xml:space="preserve"> — modifié — </w:t>
       </w:r>
-      <w:hyperlink w:history="1" r:id="rIdodxgwfq_lcaphca_ygtuy">
+      <w:hyperlink w:history="1" r:id="rIdtxyjcvuu4uc2vpkmlijym">
         <w:r>
           <w:rPr>
             <w:rStyle w:val="Hyperlink"/>
@@ -886,7 +886,7 @@
       <w:r>
         <w:t xml:space="preserve"> — modifié — </w:t>
       </w:r>
-      <w:hyperlink w:history="1" r:id="rIdgbpdgkaopl7caxy4d-lch">
+      <w:hyperlink w:history="1" r:id="rIdgcp5cau7sfq-pd-s858lk">
         <w:r>
           <w:rPr>
             <w:rStyle w:val="Hyperlink"/>
@@ -915,7 +915,7 @@
       <w:r>
         <w:t xml:space="preserve"> — modifié — </w:t>
       </w:r>
-      <w:hyperlink w:history="1" r:id="rIdzolarnkf6lw0srmjav_39">
+      <w:hyperlink w:history="1" r:id="rIdgdydzzbdxt9k1jgmf23hg">
         <w:r>
           <w:rPr>
             <w:rStyle w:val="Hyperlink"/>
@@ -944,7 +944,7 @@
       <w:r>
         <w:t xml:space="preserve"> — créé — </w:t>
       </w:r>
-      <w:hyperlink w:history="1" r:id="rIdmp4rbxkrkazu6pk_slnig">
+      <w:hyperlink w:history="1" r:id="rIdezgru8fe-lw3kfcshs1r2">
         <w:r>
           <w:rPr>
             <w:rStyle w:val="Hyperlink"/>
@@ -973,7 +973,7 @@
       <w:r>
         <w:t xml:space="preserve"> — modifié — </w:t>
       </w:r>
-      <w:hyperlink w:history="1" r:id="rIdqdnhqbigqguhgsiiczwbj">
+      <w:hyperlink w:history="1" r:id="rIdr03oryetkm6yx8orcczrt">
         <w:r>
           <w:rPr>
             <w:rStyle w:val="Hyperlink"/>
@@ -1002,7 +1002,7 @@
       <w:r>
         <w:t xml:space="preserve"> — modifié — </w:t>
       </w:r>
-      <w:hyperlink w:history="1" r:id="rIdon5khrkpnhp5evs2xhwer">
+      <w:hyperlink w:history="1" r:id="rIdyedxbty27a7ldczvqsjml">
         <w:r>
           <w:rPr>
             <w:rStyle w:val="Hyperlink"/>
@@ -1039,7 +1039,7 @@
       <w:r>
         <w:t xml:space="preserve"> — modifié — </w:t>
       </w:r>
-      <w:hyperlink w:history="1" r:id="rIdn-zypluemymwunof0dwjp">
+      <w:hyperlink w:history="1" r:id="rId7qzcnlzefk3l9im6jeadf">
         <w:r>
           <w:rPr>
             <w:rStyle w:val="Hyperlink"/>
@@ -1068,7 +1068,7 @@
       <w:r>
         <w:t xml:space="preserve"> — modifié — </w:t>
       </w:r>
-      <w:hyperlink w:history="1" r:id="rId7fo-3us3o0rxun7wfsjgd">
+      <w:hyperlink w:history="1" r:id="rIdciuz9m5zzgzk45d5kmgos">
         <w:r>
           <w:rPr>
             <w:rStyle w:val="Hyperlink"/>
@@ -1097,7 +1097,7 @@
       <w:r>
         <w:t xml:space="preserve"> — créé — </w:t>
       </w:r>
-      <w:hyperlink w:history="1" r:id="rIdpztnpdyd_nn_ukbvoefuf">
+      <w:hyperlink w:history="1" r:id="rIdaj8qp69jn7kjegvfn3k39">
         <w:r>
           <w:rPr>
             <w:rStyle w:val="Hyperlink"/>
@@ -1126,7 +1126,7 @@
       <w:r>
         <w:t xml:space="preserve"> — créé — </w:t>
       </w:r>
-      <w:hyperlink w:history="1" r:id="rIdsoy9v5vz-o-sn9jyu08oo">
+      <w:hyperlink w:history="1" r:id="rIdxvt4ftfi7tzceoojidonr">
         <w:r>
           <w:rPr>
             <w:rStyle w:val="Hyperlink"/>
@@ -1155,7 +1155,7 @@
       <w:r>
         <w:t xml:space="preserve"> — modifié — </w:t>
       </w:r>
-      <w:hyperlink w:history="1" r:id="rIdwuupldg-_ky18mqmcylgc">
+      <w:hyperlink w:history="1" r:id="rIderr01_3doe1qpjwnxja_e">
         <w:r>
           <w:rPr>
             <w:rStyle w:val="Hyperlink"/>
@@ -1184,7 +1184,7 @@
       <w:r>
         <w:t xml:space="preserve"> — modifié — </w:t>
       </w:r>
-      <w:hyperlink w:history="1" r:id="rId26zzvbwaimgoa8gznfhwl">
+      <w:hyperlink w:history="1" r:id="rIdu8svjeyqtv6za3kozjoxd">
         <w:r>
           <w:rPr>
             <w:rStyle w:val="Hyperlink"/>
@@ -1213,7 +1213,7 @@
       <w:r>
         <w:t xml:space="preserve"> — modifié — </w:t>
       </w:r>
-      <w:hyperlink w:history="1" r:id="rId0zlbsaom3vrwcelwkpxw7">
+      <w:hyperlink w:history="1" r:id="rIdgjrppdnfzjdfjw_-y_prt">
         <w:r>
           <w:rPr>
             <w:rStyle w:val="Hyperlink"/>
@@ -1242,7 +1242,7 @@
       <w:r>
         <w:t xml:space="preserve"> — modifié — </w:t>
       </w:r>
-      <w:hyperlink w:history="1" r:id="rIdd-bydt_w4xsuvbibugyzm">
+      <w:hyperlink w:history="1" r:id="rIdz9huylokrsjcdp-sl8rgl">
         <w:r>
           <w:rPr>
             <w:rStyle w:val="Hyperlink"/>
@@ -1279,7 +1279,7 @@
       <w:r>
         <w:t xml:space="preserve"> — modifié — </w:t>
       </w:r>
-      <w:hyperlink w:history="1" r:id="rIdie_iv2kdjgbtiwnetolsf">
+      <w:hyperlink w:history="1" r:id="rIdljovg6slxpdheotw0mc2a">
         <w:r>
           <w:rPr>
             <w:rStyle w:val="Hyperlink"/>
@@ -1308,7 +1308,7 @@
       <w:r>
         <w:t xml:space="preserve"> — modifié — </w:t>
       </w:r>
-      <w:hyperlink w:history="1" r:id="rId6-vq2fb5zw1wvgqjayvi-">
+      <w:hyperlink w:history="1" r:id="rIdanphcykmez1ftxas_z2my">
         <w:r>
           <w:rPr>
             <w:rStyle w:val="Hyperlink"/>
@@ -1345,7 +1345,7 @@
       <w:r>
         <w:t xml:space="preserve"> — modifié — </w:t>
       </w:r>
-      <w:hyperlink w:history="1" r:id="rIdbsfuzqxa-ybmduaeknxjd">
+      <w:hyperlink w:history="1" r:id="rIdjy7miiudh1lwbtcku5ihp">
         <w:r>
           <w:rPr>
             <w:rStyle w:val="Hyperlink"/>

--- a/docs/developpement/phases/word/PHASE_37_BRIEF_DE_FIN_DE_SOIREE_EN_NOTIFICATION_SUR_LE_TELEPHONE.docx
+++ b/docs/developpement/phases/word/PHASE_37_BRIEF_DE_FIN_DE_SOIREE_EN_NOTIFICATION_SUR_LE_TELEPHONE.docx
@@ -18,9 +18,9 @@
         <w:shd w:fill="F6F3FF" w:color="auto" w:val="clear"/>
       </w:pPr>
       <w:r>
-        <w:t xml:space="preserve">FlaiX Expert · dossier de développement · généré le 2026-10-21 depuis le dépôt </w:t>
-      </w:r>
-      <w:hyperlink w:history="1" r:id="rIdxptt7ljpqbtp2wokfl68b">
+        <w:t xml:space="preserve">FlaiX Expert · dossier de développement · généré le 2026-10-23 depuis le dépôt </w:t>
+      </w:r>
+      <w:hyperlink w:history="1" r:id="rIdzcuslhyatnjowmwqvfmyt">
         <w:r>
           <w:rPr>
             <w:rStyle w:val="Hyperlink"/>
@@ -669,7 +669,7 @@
           <w:numId w:val="2"/>
         </w:numPr>
       </w:pPr>
-      <w:hyperlink w:history="1" r:id="rIdcqkzyjtadcf5ojxcpgthj">
+      <w:hyperlink w:history="1" r:id="rId3zjh3yboxscgk7w3vqb95">
         <w:r>
           <w:rPr>
             <w:rStyle w:val="Hyperlink"/>
@@ -717,7 +717,7 @@
       <w:r>
         <w:t xml:space="preserve"> — créé — </w:t>
       </w:r>
-      <w:hyperlink w:history="1" r:id="rIdqlzrysnytocqaunuo1dhh">
+      <w:hyperlink w:history="1" r:id="rIdxh4ibjdmp76fu8aostiz0">
         <w:r>
           <w:rPr>
             <w:rStyle w:val="Hyperlink"/>
@@ -754,7 +754,7 @@
       <w:r>
         <w:t xml:space="preserve"> — créé — </w:t>
       </w:r>
-      <w:hyperlink w:history="1" r:id="rId4mhuo5wwyqxwc-kshabiv">
+      <w:hyperlink w:history="1" r:id="rIdu6ffezkfs7olwoeeqkrmh">
         <w:r>
           <w:rPr>
             <w:rStyle w:val="Hyperlink"/>
@@ -783,7 +783,7 @@
       <w:r>
         <w:t xml:space="preserve"> — créé — </w:t>
       </w:r>
-      <w:hyperlink w:history="1" r:id="rIdx4zbcktlmz-pcisn9hlcb">
+      <w:hyperlink w:history="1" r:id="rIdqb5cx0spgdubxjenu225g">
         <w:r>
           <w:rPr>
             <w:rStyle w:val="Hyperlink"/>
@@ -820,7 +820,7 @@
       <w:r>
         <w:t xml:space="preserve"> — créé — </w:t>
       </w:r>
-      <w:hyperlink w:history="1" r:id="rIdm7z8tqko6tnzynv7lowgv">
+      <w:hyperlink w:history="1" r:id="rIdpjkhr88ct1uamfgccrnpj">
         <w:r>
           <w:rPr>
             <w:rStyle w:val="Hyperlink"/>
@@ -849,7 +849,7 @@
       <w:r>
         <w:t xml:space="preserve"> — modifié — </w:t>
       </w:r>
-      <w:hyperlink w:history="1" r:id="rIdtxyjcvuu4uc2vpkmlijym">
+      <w:hyperlink w:history="1" r:id="rIdokwpd5l6jdnkllgoptv7d">
         <w:r>
           <w:rPr>
             <w:rStyle w:val="Hyperlink"/>
@@ -886,7 +886,7 @@
       <w:r>
         <w:t xml:space="preserve"> — modifié — </w:t>
       </w:r>
-      <w:hyperlink w:history="1" r:id="rIdgcp5cau7sfq-pd-s858lk">
+      <w:hyperlink w:history="1" r:id="rIdgw5jkr6qmkjdjbq7pkham">
         <w:r>
           <w:rPr>
             <w:rStyle w:val="Hyperlink"/>
@@ -915,7 +915,7 @@
       <w:r>
         <w:t xml:space="preserve"> — modifié — </w:t>
       </w:r>
-      <w:hyperlink w:history="1" r:id="rIdgdydzzbdxt9k1jgmf23hg">
+      <w:hyperlink w:history="1" r:id="rIdkqfgepevclfoh-g-6jsgf">
         <w:r>
           <w:rPr>
             <w:rStyle w:val="Hyperlink"/>
@@ -944,7 +944,7 @@
       <w:r>
         <w:t xml:space="preserve"> — créé — </w:t>
       </w:r>
-      <w:hyperlink w:history="1" r:id="rIdezgru8fe-lw3kfcshs1r2">
+      <w:hyperlink w:history="1" r:id="rIdoxdxvjtj1segkfaeeg8ns">
         <w:r>
           <w:rPr>
             <w:rStyle w:val="Hyperlink"/>
@@ -973,7 +973,7 @@
       <w:r>
         <w:t xml:space="preserve"> — modifié — </w:t>
       </w:r>
-      <w:hyperlink w:history="1" r:id="rIdr03oryetkm6yx8orcczrt">
+      <w:hyperlink w:history="1" r:id="rId9xw19xld20uvzwnubcfti">
         <w:r>
           <w:rPr>
             <w:rStyle w:val="Hyperlink"/>
@@ -1002,7 +1002,7 @@
       <w:r>
         <w:t xml:space="preserve"> — modifié — </w:t>
       </w:r>
-      <w:hyperlink w:history="1" r:id="rIdyedxbty27a7ldczvqsjml">
+      <w:hyperlink w:history="1" r:id="rIdufdgpcbfues4cwqousfmv">
         <w:r>
           <w:rPr>
             <w:rStyle w:val="Hyperlink"/>
@@ -1039,7 +1039,7 @@
       <w:r>
         <w:t xml:space="preserve"> — modifié — </w:t>
       </w:r>
-      <w:hyperlink w:history="1" r:id="rId7qzcnlzefk3l9im6jeadf">
+      <w:hyperlink w:history="1" r:id="rIdvbnqmx2lleqhffjgct7_f">
         <w:r>
           <w:rPr>
             <w:rStyle w:val="Hyperlink"/>
@@ -1068,7 +1068,7 @@
       <w:r>
         <w:t xml:space="preserve"> — modifié — </w:t>
       </w:r>
-      <w:hyperlink w:history="1" r:id="rIdciuz9m5zzgzk45d5kmgos">
+      <w:hyperlink w:history="1" r:id="rIddk24yre8ftz_xdbgc5lij">
         <w:r>
           <w:rPr>
             <w:rStyle w:val="Hyperlink"/>
@@ -1097,7 +1097,7 @@
       <w:r>
         <w:t xml:space="preserve"> — créé — </w:t>
       </w:r>
-      <w:hyperlink w:history="1" r:id="rIdaj8qp69jn7kjegvfn3k39">
+      <w:hyperlink w:history="1" r:id="rIdaw2xbkgwwepsxqwrfh5pq">
         <w:r>
           <w:rPr>
             <w:rStyle w:val="Hyperlink"/>
@@ -1126,7 +1126,7 @@
       <w:r>
         <w:t xml:space="preserve"> — créé — </w:t>
       </w:r>
-      <w:hyperlink w:history="1" r:id="rIdxvt4ftfi7tzceoojidonr">
+      <w:hyperlink w:history="1" r:id="rIds7ekyaonyf_conefbokt7">
         <w:r>
           <w:rPr>
             <w:rStyle w:val="Hyperlink"/>
@@ -1155,7 +1155,7 @@
       <w:r>
         <w:t xml:space="preserve"> — modifié — </w:t>
       </w:r>
-      <w:hyperlink w:history="1" r:id="rIderr01_3doe1qpjwnxja_e">
+      <w:hyperlink w:history="1" r:id="rIdk5ywajbz99z3gqjfg4dfg">
         <w:r>
           <w:rPr>
             <w:rStyle w:val="Hyperlink"/>
@@ -1184,7 +1184,7 @@
       <w:r>
         <w:t xml:space="preserve"> — modifié — </w:t>
       </w:r>
-      <w:hyperlink w:history="1" r:id="rIdu8svjeyqtv6za3kozjoxd">
+      <w:hyperlink w:history="1" r:id="rIdppe16ekdtzhw3juvk8bht">
         <w:r>
           <w:rPr>
             <w:rStyle w:val="Hyperlink"/>
@@ -1213,7 +1213,7 @@
       <w:r>
         <w:t xml:space="preserve"> — modifié — </w:t>
       </w:r>
-      <w:hyperlink w:history="1" r:id="rIdgjrppdnfzjdfjw_-y_prt">
+      <w:hyperlink w:history="1" r:id="rId5rknffhl-lupbgspztyh1">
         <w:r>
           <w:rPr>
             <w:rStyle w:val="Hyperlink"/>
@@ -1242,7 +1242,7 @@
       <w:r>
         <w:t xml:space="preserve"> — modifié — </w:t>
       </w:r>
-      <w:hyperlink w:history="1" r:id="rIdz9huylokrsjcdp-sl8rgl">
+      <w:hyperlink w:history="1" r:id="rIdqgf-ztipozf0-dek9zqzn">
         <w:r>
           <w:rPr>
             <w:rStyle w:val="Hyperlink"/>
@@ -1279,7 +1279,7 @@
       <w:r>
         <w:t xml:space="preserve"> — modifié — </w:t>
       </w:r>
-      <w:hyperlink w:history="1" r:id="rIdljovg6slxpdheotw0mc2a">
+      <w:hyperlink w:history="1" r:id="rIdy1pudjvvpmq40ckge5uva">
         <w:r>
           <w:rPr>
             <w:rStyle w:val="Hyperlink"/>
@@ -1308,7 +1308,7 @@
       <w:r>
         <w:t xml:space="preserve"> — modifié — </w:t>
       </w:r>
-      <w:hyperlink w:history="1" r:id="rIdanphcykmez1ftxas_z2my">
+      <w:hyperlink w:history="1" r:id="rIdwfwzkq1wu2axbyfnjz4rz">
         <w:r>
           <w:rPr>
             <w:rStyle w:val="Hyperlink"/>
@@ -1345,7 +1345,7 @@
       <w:r>
         <w:t xml:space="preserve"> — modifié — </w:t>
       </w:r>
-      <w:hyperlink w:history="1" r:id="rIdjy7miiudh1lwbtcku5ihp">
+      <w:hyperlink w:history="1" r:id="rIdi_mk0jzobw0w8kvyd5pe0">
         <w:r>
           <w:rPr>
             <w:rStyle w:val="Hyperlink"/>

--- a/docs/developpement/phases/word/PHASE_37_BRIEF_DE_FIN_DE_SOIREE_EN_NOTIFICATION_SUR_LE_TELEPHONE.docx
+++ b/docs/developpement/phases/word/PHASE_37_BRIEF_DE_FIN_DE_SOIREE_EN_NOTIFICATION_SUR_LE_TELEPHONE.docx
@@ -18,9 +18,9 @@
         <w:shd w:fill="F6F3FF" w:color="auto" w:val="clear"/>
       </w:pPr>
       <w:r>
-        <w:t xml:space="preserve">FlaiX Expert · dossier de développement · généré le 2026-10-23 depuis le dépôt </w:t>
-      </w:r>
-      <w:hyperlink w:history="1" r:id="rIdzcuslhyatnjowmwqvfmyt">
+        <w:t xml:space="preserve">FlaiX Expert · dossier de développement · généré le 2026-10-24 depuis le dépôt </w:t>
+      </w:r>
+      <w:hyperlink w:history="1" r:id="rId6sle-qcvh3mybqdybl-my">
         <w:r>
           <w:rPr>
             <w:rStyle w:val="Hyperlink"/>
@@ -669,7 +669,7 @@
           <w:numId w:val="2"/>
         </w:numPr>
       </w:pPr>
-      <w:hyperlink w:history="1" r:id="rId3zjh3yboxscgk7w3vqb95">
+      <w:hyperlink w:history="1" r:id="rIdfhzb_k6qmm0ggcdksxakr">
         <w:r>
           <w:rPr>
             <w:rStyle w:val="Hyperlink"/>
@@ -717,7 +717,7 @@
       <w:r>
         <w:t xml:space="preserve"> — créé — </w:t>
       </w:r>
-      <w:hyperlink w:history="1" r:id="rIdxh4ibjdmp76fu8aostiz0">
+      <w:hyperlink w:history="1" r:id="rIdfbmb1ciam4gxsbwdrdzw4">
         <w:r>
           <w:rPr>
             <w:rStyle w:val="Hyperlink"/>
@@ -754,7 +754,7 @@
       <w:r>
         <w:t xml:space="preserve"> — créé — </w:t>
       </w:r>
-      <w:hyperlink w:history="1" r:id="rIdu6ffezkfs7olwoeeqkrmh">
+      <w:hyperlink w:history="1" r:id="rIdhymfvfnfk_zftbc_uiu18">
         <w:r>
           <w:rPr>
             <w:rStyle w:val="Hyperlink"/>
@@ -783,7 +783,7 @@
       <w:r>
         <w:t xml:space="preserve"> — créé — </w:t>
       </w:r>
-      <w:hyperlink w:history="1" r:id="rIdqb5cx0spgdubxjenu225g">
+      <w:hyperlink w:history="1" r:id="rId4lzydhqze01igyy34erco">
         <w:r>
           <w:rPr>
             <w:rStyle w:val="Hyperlink"/>
@@ -820,7 +820,7 @@
       <w:r>
         <w:t xml:space="preserve"> — créé — </w:t>
       </w:r>
-      <w:hyperlink w:history="1" r:id="rIdpjkhr88ct1uamfgccrnpj">
+      <w:hyperlink w:history="1" r:id="rId51ci9gcvf6il64wgbvb6k">
         <w:r>
           <w:rPr>
             <w:rStyle w:val="Hyperlink"/>
@@ -849,7 +849,7 @@
       <w:r>
         <w:t xml:space="preserve"> — modifié — </w:t>
       </w:r>
-      <w:hyperlink w:history="1" r:id="rIdokwpd5l6jdnkllgoptv7d">
+      <w:hyperlink w:history="1" r:id="rIdggvg7hugw8e5pb19ijsun">
         <w:r>
           <w:rPr>
             <w:rStyle w:val="Hyperlink"/>
@@ -886,7 +886,7 @@
       <w:r>
         <w:t xml:space="preserve"> — modifié — </w:t>
       </w:r>
-      <w:hyperlink w:history="1" r:id="rIdgw5jkr6qmkjdjbq7pkham">
+      <w:hyperlink w:history="1" r:id="rIdkyyjirgof4zos3vhq0-sk">
         <w:r>
           <w:rPr>
             <w:rStyle w:val="Hyperlink"/>
@@ -915,7 +915,7 @@
       <w:r>
         <w:t xml:space="preserve"> — modifié — </w:t>
       </w:r>
-      <w:hyperlink w:history="1" r:id="rIdkqfgepevclfoh-g-6jsgf">
+      <w:hyperlink w:history="1" r:id="rIdtmdmh7qzbruplnrazv5ts">
         <w:r>
           <w:rPr>
             <w:rStyle w:val="Hyperlink"/>
@@ -944,7 +944,7 @@
       <w:r>
         <w:t xml:space="preserve"> — créé — </w:t>
       </w:r>
-      <w:hyperlink w:history="1" r:id="rIdoxdxvjtj1segkfaeeg8ns">
+      <w:hyperlink w:history="1" r:id="rIdjadsi57ddvt7axnfdtuc-">
         <w:r>
           <w:rPr>
             <w:rStyle w:val="Hyperlink"/>
@@ -973,7 +973,7 @@
       <w:r>
         <w:t xml:space="preserve"> — modifié — </w:t>
       </w:r>
-      <w:hyperlink w:history="1" r:id="rId9xw19xld20uvzwnubcfti">
+      <w:hyperlink w:history="1" r:id="rId8sfsqm8xvjla3hb2tbiuy">
         <w:r>
           <w:rPr>
             <w:rStyle w:val="Hyperlink"/>
@@ -1002,7 +1002,7 @@
       <w:r>
         <w:t xml:space="preserve"> — modifié — </w:t>
       </w:r>
-      <w:hyperlink w:history="1" r:id="rIdufdgpcbfues4cwqousfmv">
+      <w:hyperlink w:history="1" r:id="rId8asamvmhd2kj2dqv93a5_">
         <w:r>
           <w:rPr>
             <w:rStyle w:val="Hyperlink"/>
@@ -1039,7 +1039,7 @@
       <w:r>
         <w:t xml:space="preserve"> — modifié — </w:t>
       </w:r>
-      <w:hyperlink w:history="1" r:id="rIdvbnqmx2lleqhffjgct7_f">
+      <w:hyperlink w:history="1" r:id="rIdrg10vks_zorm2xj17lksi">
         <w:r>
           <w:rPr>
             <w:rStyle w:val="Hyperlink"/>
@@ -1068,7 +1068,7 @@
       <w:r>
         <w:t xml:space="preserve"> — modifié — </w:t>
       </w:r>
-      <w:hyperlink w:history="1" r:id="rIddk24yre8ftz_xdbgc5lij">
+      <w:hyperlink w:history="1" r:id="rIdi7n5hjzqrhvernuem1m3_">
         <w:r>
           <w:rPr>
             <w:rStyle w:val="Hyperlink"/>
@@ -1097,7 +1097,7 @@
       <w:r>
         <w:t xml:space="preserve"> — créé — </w:t>
       </w:r>
-      <w:hyperlink w:history="1" r:id="rIdaw2xbkgwwepsxqwrfh5pq">
+      <w:hyperlink w:history="1" r:id="rIdmdgvo5y0asroyeekwgage">
         <w:r>
           <w:rPr>
             <w:rStyle w:val="Hyperlink"/>
@@ -1126,7 +1126,7 @@
       <w:r>
         <w:t xml:space="preserve"> — créé — </w:t>
       </w:r>
-      <w:hyperlink w:history="1" r:id="rIds7ekyaonyf_conefbokt7">
+      <w:hyperlink w:history="1" r:id="rIdwikwht743_bsj4dvtf_-a">
         <w:r>
           <w:rPr>
             <w:rStyle w:val="Hyperlink"/>
@@ -1155,7 +1155,7 @@
       <w:r>
         <w:t xml:space="preserve"> — modifié — </w:t>
       </w:r>
-      <w:hyperlink w:history="1" r:id="rIdk5ywajbz99z3gqjfg4dfg">
+      <w:hyperlink w:history="1" r:id="rIdwy0xxkfj-kmlkpugtzeij">
         <w:r>
           <w:rPr>
             <w:rStyle w:val="Hyperlink"/>
@@ -1184,7 +1184,7 @@
       <w:r>
         <w:t xml:space="preserve"> — modifié — </w:t>
       </w:r>
-      <w:hyperlink w:history="1" r:id="rIdppe16ekdtzhw3juvk8bht">
+      <w:hyperlink w:history="1" r:id="rIdfcw93lswq_umpplt0bksi">
         <w:r>
           <w:rPr>
             <w:rStyle w:val="Hyperlink"/>
@@ -1213,7 +1213,7 @@
       <w:r>
         <w:t xml:space="preserve"> — modifié — </w:t>
       </w:r>
-      <w:hyperlink w:history="1" r:id="rId5rknffhl-lupbgspztyh1">
+      <w:hyperlink w:history="1" r:id="rIdfqueszv5xco8jirtjtep9">
         <w:r>
           <w:rPr>
             <w:rStyle w:val="Hyperlink"/>
@@ -1242,7 +1242,7 @@
       <w:r>
         <w:t xml:space="preserve"> — modifié — </w:t>
       </w:r>
-      <w:hyperlink w:history="1" r:id="rIdqgf-ztipozf0-dek9zqzn">
+      <w:hyperlink w:history="1" r:id="rIdixhz8x9atniwjxxmnuwij">
         <w:r>
           <w:rPr>
             <w:rStyle w:val="Hyperlink"/>
@@ -1279,7 +1279,7 @@
       <w:r>
         <w:t xml:space="preserve"> — modifié — </w:t>
       </w:r>
-      <w:hyperlink w:history="1" r:id="rIdy1pudjvvpmq40ckge5uva">
+      <w:hyperlink w:history="1" r:id="rIdv1wvyve69klbvbri35zxy">
         <w:r>
           <w:rPr>
             <w:rStyle w:val="Hyperlink"/>
@@ -1308,7 +1308,7 @@
       <w:r>
         <w:t xml:space="preserve"> — modifié — </w:t>
       </w:r>
-      <w:hyperlink w:history="1" r:id="rIdwfwzkq1wu2axbyfnjz4rz">
+      <w:hyperlink w:history="1" r:id="rIdnmhrejzedo4ju3z2xbvav">
         <w:r>
           <w:rPr>
             <w:rStyle w:val="Hyperlink"/>
@@ -1345,7 +1345,7 @@
       <w:r>
         <w:t xml:space="preserve"> — modifié — </w:t>
       </w:r>
-      <w:hyperlink w:history="1" r:id="rIdi_mk0jzobw0w8kvyd5pe0">
+      <w:hyperlink w:history="1" r:id="rIddlehipr4ctpdxuwhqcoam">
         <w:r>
           <w:rPr>
             <w:rStyle w:val="Hyperlink"/>

--- a/docs/developpement/phases/word/PHASE_37_BRIEF_DE_FIN_DE_SOIREE_EN_NOTIFICATION_SUR_LE_TELEPHONE.docx
+++ b/docs/developpement/phases/word/PHASE_37_BRIEF_DE_FIN_DE_SOIREE_EN_NOTIFICATION_SUR_LE_TELEPHONE.docx
@@ -18,9 +18,9 @@
         <w:shd w:fill="F6F3FF" w:color="auto" w:val="clear"/>
       </w:pPr>
       <w:r>
-        <w:t xml:space="preserve">FlaiX Expert · dossier de développement · généré le 2026-10-24 depuis le dépôt </w:t>
-      </w:r>
-      <w:hyperlink w:history="1" r:id="rId6sle-qcvh3mybqdybl-my">
+        <w:t xml:space="preserve">FlaiX Expert · dossier de développement · généré le 2026-10-25 depuis le dépôt </w:t>
+      </w:r>
+      <w:hyperlink w:history="1" r:id="rIdsbjeulvf5iohqwkcf6ezn">
         <w:r>
           <w:rPr>
             <w:rStyle w:val="Hyperlink"/>
@@ -669,7 +669,7 @@
           <w:numId w:val="2"/>
         </w:numPr>
       </w:pPr>
-      <w:hyperlink w:history="1" r:id="rIdfhzb_k6qmm0ggcdksxakr">
+      <w:hyperlink w:history="1" r:id="rIdx0wm7z8q-ytjnr8sma80p">
         <w:r>
           <w:rPr>
             <w:rStyle w:val="Hyperlink"/>
@@ -717,7 +717,7 @@
       <w:r>
         <w:t xml:space="preserve"> — créé — </w:t>
       </w:r>
-      <w:hyperlink w:history="1" r:id="rIdfbmb1ciam4gxsbwdrdzw4">
+      <w:hyperlink w:history="1" r:id="rId82ilnv6khfxlx8rlueohf">
         <w:r>
           <w:rPr>
             <w:rStyle w:val="Hyperlink"/>
@@ -754,7 +754,7 @@
       <w:r>
         <w:t xml:space="preserve"> — créé — </w:t>
       </w:r>
-      <w:hyperlink w:history="1" r:id="rIdhymfvfnfk_zftbc_uiu18">
+      <w:hyperlink w:history="1" r:id="rId_-fluskhyj9smfh_jelgz">
         <w:r>
           <w:rPr>
             <w:rStyle w:val="Hyperlink"/>
@@ -783,7 +783,7 @@
       <w:r>
         <w:t xml:space="preserve"> — créé — </w:t>
       </w:r>
-      <w:hyperlink w:history="1" r:id="rId4lzydhqze01igyy34erco">
+      <w:hyperlink w:history="1" r:id="rIdzxzal9f-1uqhue_4pmkms">
         <w:r>
           <w:rPr>
             <w:rStyle w:val="Hyperlink"/>
@@ -820,7 +820,7 @@
       <w:r>
         <w:t xml:space="preserve"> — créé — </w:t>
       </w:r>
-      <w:hyperlink w:history="1" r:id="rId51ci9gcvf6il64wgbvb6k">
+      <w:hyperlink w:history="1" r:id="rIduiqp9d4clf8tojb54tsxv">
         <w:r>
           <w:rPr>
             <w:rStyle w:val="Hyperlink"/>
@@ -849,7 +849,7 @@
       <w:r>
         <w:t xml:space="preserve"> — modifié — </w:t>
       </w:r>
-      <w:hyperlink w:history="1" r:id="rIdggvg7hugw8e5pb19ijsun">
+      <w:hyperlink w:history="1" r:id="rIdfgo8f_vb85-hyaxgbfvtm">
         <w:r>
           <w:rPr>
             <w:rStyle w:val="Hyperlink"/>
@@ -886,7 +886,7 @@
       <w:r>
         <w:t xml:space="preserve"> — modifié — </w:t>
       </w:r>
-      <w:hyperlink w:history="1" r:id="rIdkyyjirgof4zos3vhq0-sk">
+      <w:hyperlink w:history="1" r:id="rIdtnzm2ulskwdyxwx46ujma">
         <w:r>
           <w:rPr>
             <w:rStyle w:val="Hyperlink"/>
@@ -915,7 +915,7 @@
       <w:r>
         <w:t xml:space="preserve"> — modifié — </w:t>
       </w:r>
-      <w:hyperlink w:history="1" r:id="rIdtmdmh7qzbruplnrazv5ts">
+      <w:hyperlink w:history="1" r:id="rIdj4hh_dj5dikup4r9gfiz7">
         <w:r>
           <w:rPr>
             <w:rStyle w:val="Hyperlink"/>
@@ -944,7 +944,7 @@
       <w:r>
         <w:t xml:space="preserve"> — créé — </w:t>
       </w:r>
-      <w:hyperlink w:history="1" r:id="rIdjadsi57ddvt7axnfdtuc-">
+      <w:hyperlink w:history="1" r:id="rIdscrl0bipvdoapr-tg-wo5">
         <w:r>
           <w:rPr>
             <w:rStyle w:val="Hyperlink"/>
@@ -973,7 +973,7 @@
       <w:r>
         <w:t xml:space="preserve"> — modifié — </w:t>
       </w:r>
-      <w:hyperlink w:history="1" r:id="rId8sfsqm8xvjla3hb2tbiuy">
+      <w:hyperlink w:history="1" r:id="rIdhivznahzbqeloogbqbt78">
         <w:r>
           <w:rPr>
             <w:rStyle w:val="Hyperlink"/>
@@ -1002,7 +1002,7 @@
       <w:r>
         <w:t xml:space="preserve"> — modifié — </w:t>
       </w:r>
-      <w:hyperlink w:history="1" r:id="rId8asamvmhd2kj2dqv93a5_">
+      <w:hyperlink w:history="1" r:id="rIdvlzqxohblosvmmbav5p3x">
         <w:r>
           <w:rPr>
             <w:rStyle w:val="Hyperlink"/>
@@ -1039,7 +1039,7 @@
       <w:r>
         <w:t xml:space="preserve"> — modifié — </w:t>
       </w:r>
-      <w:hyperlink w:history="1" r:id="rIdrg10vks_zorm2xj17lksi">
+      <w:hyperlink w:history="1" r:id="rId2zdvac_brne7owkpn51f6">
         <w:r>
           <w:rPr>
             <w:rStyle w:val="Hyperlink"/>
@@ -1068,7 +1068,7 @@
       <w:r>
         <w:t xml:space="preserve"> — modifié — </w:t>
       </w:r>
-      <w:hyperlink w:history="1" r:id="rIdi7n5hjzqrhvernuem1m3_">
+      <w:hyperlink w:history="1" r:id="rIdrmk3vbdhuf8kkefrj9a78">
         <w:r>
           <w:rPr>
             <w:rStyle w:val="Hyperlink"/>
@@ -1097,7 +1097,7 @@
       <w:r>
         <w:t xml:space="preserve"> — créé — </w:t>
       </w:r>
-      <w:hyperlink w:history="1" r:id="rIdmdgvo5y0asroyeekwgage">
+      <w:hyperlink w:history="1" r:id="rIdtjlznf-ujxzbil0mwtagy">
         <w:r>
           <w:rPr>
             <w:rStyle w:val="Hyperlink"/>
@@ -1126,7 +1126,7 @@
       <w:r>
         <w:t xml:space="preserve"> — créé — </w:t>
       </w:r>
-      <w:hyperlink w:history="1" r:id="rIdwikwht743_bsj4dvtf_-a">
+      <w:hyperlink w:history="1" r:id="rIdvvvotmd4kfw3yycdyizko">
         <w:r>
           <w:rPr>
             <w:rStyle w:val="Hyperlink"/>
@@ -1155,7 +1155,7 @@
       <w:r>
         <w:t xml:space="preserve"> — modifié — </w:t>
       </w:r>
-      <w:hyperlink w:history="1" r:id="rIdwy0xxkfj-kmlkpugtzeij">
+      <w:hyperlink w:history="1" r:id="rId6wmcmufebt54qbmhbzqw1">
         <w:r>
           <w:rPr>
             <w:rStyle w:val="Hyperlink"/>
@@ -1184,7 +1184,7 @@
       <w:r>
         <w:t xml:space="preserve"> — modifié — </w:t>
       </w:r>
-      <w:hyperlink w:history="1" r:id="rIdfcw93lswq_umpplt0bksi">
+      <w:hyperlink w:history="1" r:id="rIdy6bqzr7phejznfgwkbx_f">
         <w:r>
           <w:rPr>
             <w:rStyle w:val="Hyperlink"/>
@@ -1213,7 +1213,7 @@
       <w:r>
         <w:t xml:space="preserve"> — modifié — </w:t>
       </w:r>
-      <w:hyperlink w:history="1" r:id="rIdfqueszv5xco8jirtjtep9">
+      <w:hyperlink w:history="1" r:id="rIdzfgg0dbp9k6d3tue5p12c">
         <w:r>
           <w:rPr>
             <w:rStyle w:val="Hyperlink"/>
@@ -1242,7 +1242,7 @@
       <w:r>
         <w:t xml:space="preserve"> — modifié — </w:t>
       </w:r>
-      <w:hyperlink w:history="1" r:id="rIdixhz8x9atniwjxxmnuwij">
+      <w:hyperlink w:history="1" r:id="rIdjsxhe0ces--z9jmo1hhou">
         <w:r>
           <w:rPr>
             <w:rStyle w:val="Hyperlink"/>
@@ -1279,7 +1279,7 @@
       <w:r>
         <w:t xml:space="preserve"> — modifié — </w:t>
       </w:r>
-      <w:hyperlink w:history="1" r:id="rIdv1wvyve69klbvbri35zxy">
+      <w:hyperlink w:history="1" r:id="rIdhzlsgtcn09gdfiavhb8ho">
         <w:r>
           <w:rPr>
             <w:rStyle w:val="Hyperlink"/>
@@ -1308,7 +1308,7 @@
       <w:r>
         <w:t xml:space="preserve"> — modifié — </w:t>
       </w:r>
-      <w:hyperlink w:history="1" r:id="rIdnmhrejzedo4ju3z2xbvav">
+      <w:hyperlink w:history="1" r:id="rIdwo0aibcfxaq7ednmszs8y">
         <w:r>
           <w:rPr>
             <w:rStyle w:val="Hyperlink"/>
@@ -1345,7 +1345,7 @@
       <w:r>
         <w:t xml:space="preserve"> — modifié — </w:t>
       </w:r>
-      <w:hyperlink w:history="1" r:id="rIddlehipr4ctpdxuwhqcoam">
+      <w:hyperlink w:history="1" r:id="rIdl2of5y2d3t9kmmv8kbbcc">
         <w:r>
           <w:rPr>
             <w:rStyle w:val="Hyperlink"/>

--- a/docs/developpement/phases/word/PHASE_37_BRIEF_DE_FIN_DE_SOIREE_EN_NOTIFICATION_SUR_LE_TELEPHONE.docx
+++ b/docs/developpement/phases/word/PHASE_37_BRIEF_DE_FIN_DE_SOIREE_EN_NOTIFICATION_SUR_LE_TELEPHONE.docx
@@ -20,7 +20,7 @@
       <w:r>
         <w:t xml:space="preserve">FlaiX Expert · dossier de développement · généré le 2026-10-25 depuis le dépôt </w:t>
       </w:r>
-      <w:hyperlink w:history="1" r:id="rIdsbjeulvf5iohqwkcf6ezn">
+      <w:hyperlink w:history="1" r:id="rIdas5b3kt-mblqxtpe_eym2">
         <w:r>
           <w:rPr>
             <w:rStyle w:val="Hyperlink"/>
@@ -669,7 +669,7 @@
           <w:numId w:val="2"/>
         </w:numPr>
       </w:pPr>
-      <w:hyperlink w:history="1" r:id="rIdx0wm7z8q-ytjnr8sma80p">
+      <w:hyperlink w:history="1" r:id="rIdlgehmqh3dmafbmxesbhk3">
         <w:r>
           <w:rPr>
             <w:rStyle w:val="Hyperlink"/>
@@ -717,7 +717,7 @@
       <w:r>
         <w:t xml:space="preserve"> — créé — </w:t>
       </w:r>
-      <w:hyperlink w:history="1" r:id="rId82ilnv6khfxlx8rlueohf">
+      <w:hyperlink w:history="1" r:id="rIdidyyx5uehk6jsifuaur8v">
         <w:r>
           <w:rPr>
             <w:rStyle w:val="Hyperlink"/>
@@ -754,7 +754,7 @@
       <w:r>
         <w:t xml:space="preserve"> — créé — </w:t>
       </w:r>
-      <w:hyperlink w:history="1" r:id="rId_-fluskhyj9smfh_jelgz">
+      <w:hyperlink w:history="1" r:id="rId8xy_tjcugovfbjfpplmj9">
         <w:r>
           <w:rPr>
             <w:rStyle w:val="Hyperlink"/>
@@ -783,7 +783,7 @@
       <w:r>
         <w:t xml:space="preserve"> — créé — </w:t>
       </w:r>
-      <w:hyperlink w:history="1" r:id="rIdzxzal9f-1uqhue_4pmkms">
+      <w:hyperlink w:history="1" r:id="rId8qjjgnvypqxg6howyffci">
         <w:r>
           <w:rPr>
             <w:rStyle w:val="Hyperlink"/>
@@ -820,7 +820,7 @@
       <w:r>
         <w:t xml:space="preserve"> — créé — </w:t>
       </w:r>
-      <w:hyperlink w:history="1" r:id="rIduiqp9d4clf8tojb54tsxv">
+      <w:hyperlink w:history="1" r:id="rIdzojr0asxl8umdbqbyxpjf">
         <w:r>
           <w:rPr>
             <w:rStyle w:val="Hyperlink"/>
@@ -849,7 +849,7 @@
       <w:r>
         <w:t xml:space="preserve"> — modifié — </w:t>
       </w:r>
-      <w:hyperlink w:history="1" r:id="rIdfgo8f_vb85-hyaxgbfvtm">
+      <w:hyperlink w:history="1" r:id="rIdetw4tonv92yfrlx5ev-ow">
         <w:r>
           <w:rPr>
             <w:rStyle w:val="Hyperlink"/>
@@ -886,7 +886,7 @@
       <w:r>
         <w:t xml:space="preserve"> — modifié — </w:t>
       </w:r>
-      <w:hyperlink w:history="1" r:id="rIdtnzm2ulskwdyxwx46ujma">
+      <w:hyperlink w:history="1" r:id="rId7ugwk7da4zeehwsza1ge6">
         <w:r>
           <w:rPr>
             <w:rStyle w:val="Hyperlink"/>
@@ -915,7 +915,7 @@
       <w:r>
         <w:t xml:space="preserve"> — modifié — </w:t>
       </w:r>
-      <w:hyperlink w:history="1" r:id="rIdj4hh_dj5dikup4r9gfiz7">
+      <w:hyperlink w:history="1" r:id="rIds9qaloj7wxbvutkyftnkf">
         <w:r>
           <w:rPr>
             <w:rStyle w:val="Hyperlink"/>
@@ -944,7 +944,7 @@
       <w:r>
         <w:t xml:space="preserve"> — créé — </w:t>
       </w:r>
-      <w:hyperlink w:history="1" r:id="rIdscrl0bipvdoapr-tg-wo5">
+      <w:hyperlink w:history="1" r:id="rIdcxakpatekeir8tlqhsunz">
         <w:r>
           <w:rPr>
             <w:rStyle w:val="Hyperlink"/>
@@ -973,7 +973,7 @@
       <w:r>
         <w:t xml:space="preserve"> — modifié — </w:t>
       </w:r>
-      <w:hyperlink w:history="1" r:id="rIdhivznahzbqeloogbqbt78">
+      <w:hyperlink w:history="1" r:id="rIde4ce4c9ocusvanwoqxaxz">
         <w:r>
           <w:rPr>
             <w:rStyle w:val="Hyperlink"/>
@@ -1002,7 +1002,7 @@
       <w:r>
         <w:t xml:space="preserve"> — modifié — </w:t>
       </w:r>
-      <w:hyperlink w:history="1" r:id="rIdvlzqxohblosvmmbav5p3x">
+      <w:hyperlink w:history="1" r:id="rIdlt19hpwdrnuxngzrtchx_">
         <w:r>
           <w:rPr>
             <w:rStyle w:val="Hyperlink"/>
@@ -1039,7 +1039,7 @@
       <w:r>
         <w:t xml:space="preserve"> — modifié — </w:t>
       </w:r>
-      <w:hyperlink w:history="1" r:id="rId2zdvac_brne7owkpn51f6">
+      <w:hyperlink w:history="1" r:id="rIdnvbh0ikvp2v-k0sj0pknr">
         <w:r>
           <w:rPr>
             <w:rStyle w:val="Hyperlink"/>
@@ -1068,7 +1068,7 @@
       <w:r>
         <w:t xml:space="preserve"> — modifié — </w:t>
       </w:r>
-      <w:hyperlink w:history="1" r:id="rIdrmk3vbdhuf8kkefrj9a78">
+      <w:hyperlink w:history="1" r:id="rId-j779m_no5zkwtngrpx7f">
         <w:r>
           <w:rPr>
             <w:rStyle w:val="Hyperlink"/>
@@ -1097,7 +1097,7 @@
       <w:r>
         <w:t xml:space="preserve"> — créé — </w:t>
       </w:r>
-      <w:hyperlink w:history="1" r:id="rIdtjlznf-ujxzbil0mwtagy">
+      <w:hyperlink w:history="1" r:id="rId6dr3tbvhhmqbrfhydflii">
         <w:r>
           <w:rPr>
             <w:rStyle w:val="Hyperlink"/>
@@ -1126,7 +1126,7 @@
       <w:r>
         <w:t xml:space="preserve"> — créé — </w:t>
       </w:r>
-      <w:hyperlink w:history="1" r:id="rIdvvvotmd4kfw3yycdyizko">
+      <w:hyperlink w:history="1" r:id="rIdyfib-slttu1wl9rmlx6nw">
         <w:r>
           <w:rPr>
             <w:rStyle w:val="Hyperlink"/>
@@ -1155,7 +1155,7 @@
       <w:r>
         <w:t xml:space="preserve"> — modifié — </w:t>
       </w:r>
-      <w:hyperlink w:history="1" r:id="rId6wmcmufebt54qbmhbzqw1">
+      <w:hyperlink w:history="1" r:id="rId3ejgrhpi4-4y0a30cjjw3">
         <w:r>
           <w:rPr>
             <w:rStyle w:val="Hyperlink"/>
@@ -1184,7 +1184,7 @@
       <w:r>
         <w:t xml:space="preserve"> — modifié — </w:t>
       </w:r>
-      <w:hyperlink w:history="1" r:id="rIdy6bqzr7phejznfgwkbx_f">
+      <w:hyperlink w:history="1" r:id="rIdqu97-pnkelouvjqjxpf1e">
         <w:r>
           <w:rPr>
             <w:rStyle w:val="Hyperlink"/>
@@ -1213,7 +1213,7 @@
       <w:r>
         <w:t xml:space="preserve"> — modifié — </w:t>
       </w:r>
-      <w:hyperlink w:history="1" r:id="rIdzfgg0dbp9k6d3tue5p12c">
+      <w:hyperlink w:history="1" r:id="rIdzx-vdotnzulhfho465cyq">
         <w:r>
           <w:rPr>
             <w:rStyle w:val="Hyperlink"/>
@@ -1242,7 +1242,7 @@
       <w:r>
         <w:t xml:space="preserve"> — modifié — </w:t>
       </w:r>
-      <w:hyperlink w:history="1" r:id="rIdjsxhe0ces--z9jmo1hhou">
+      <w:hyperlink w:history="1" r:id="rIdxzjncvr75vwk3pl6fabvx">
         <w:r>
           <w:rPr>
             <w:rStyle w:val="Hyperlink"/>
@@ -1279,7 +1279,7 @@
       <w:r>
         <w:t xml:space="preserve"> — modifié — </w:t>
       </w:r>
-      <w:hyperlink w:history="1" r:id="rIdhzlsgtcn09gdfiavhb8ho">
+      <w:hyperlink w:history="1" r:id="rIdppdvapmhvo-uec34zit93">
         <w:r>
           <w:rPr>
             <w:rStyle w:val="Hyperlink"/>
@@ -1308,7 +1308,7 @@
       <w:r>
         <w:t xml:space="preserve"> — modifié — </w:t>
       </w:r>
-      <w:hyperlink w:history="1" r:id="rIdwo0aibcfxaq7ednmszs8y">
+      <w:hyperlink w:history="1" r:id="rIdqcuilbb4x7tvmkwbdwd6q">
         <w:r>
           <w:rPr>
             <w:rStyle w:val="Hyperlink"/>
@@ -1345,7 +1345,7 @@
       <w:r>
         <w:t xml:space="preserve"> — modifié — </w:t>
       </w:r>
-      <w:hyperlink w:history="1" r:id="rIdl2of5y2d3t9kmmv8kbbcc">
+      <w:hyperlink w:history="1" r:id="rIdf86kfvlqu1msjpefky05w">
         <w:r>
           <w:rPr>
             <w:rStyle w:val="Hyperlink"/>

--- a/docs/developpement/phases/word/PHASE_37_BRIEF_DE_FIN_DE_SOIREE_EN_NOTIFICATION_SUR_LE_TELEPHONE.docx
+++ b/docs/developpement/phases/word/PHASE_37_BRIEF_DE_FIN_DE_SOIREE_EN_NOTIFICATION_SUR_LE_TELEPHONE.docx
@@ -20,7 +20,7 @@
       <w:r>
         <w:t xml:space="preserve">FlaiX Expert · dossier de développement · généré le 2026-10-25 depuis le dépôt </w:t>
       </w:r>
-      <w:hyperlink w:history="1" r:id="rIdas5b3kt-mblqxtpe_eym2">
+      <w:hyperlink w:history="1" r:id="rIdaidzftv_ytt_xbnyf1z2g">
         <w:r>
           <w:rPr>
             <w:rStyle w:val="Hyperlink"/>
@@ -669,7 +669,7 @@
           <w:numId w:val="2"/>
         </w:numPr>
       </w:pPr>
-      <w:hyperlink w:history="1" r:id="rIdlgehmqh3dmafbmxesbhk3">
+      <w:hyperlink w:history="1" r:id="rIdumttbcn9dgidgc_d1p0g6">
         <w:r>
           <w:rPr>
             <w:rStyle w:val="Hyperlink"/>
@@ -717,7 +717,7 @@
       <w:r>
         <w:t xml:space="preserve"> — créé — </w:t>
       </w:r>
-      <w:hyperlink w:history="1" r:id="rIdidyyx5uehk6jsifuaur8v">
+      <w:hyperlink w:history="1" r:id="rId7ackieviwipffj8gkcjvn">
         <w:r>
           <w:rPr>
             <w:rStyle w:val="Hyperlink"/>
@@ -754,7 +754,7 @@
       <w:r>
         <w:t xml:space="preserve"> — créé — </w:t>
       </w:r>
-      <w:hyperlink w:history="1" r:id="rId8xy_tjcugovfbjfpplmj9">
+      <w:hyperlink w:history="1" r:id="rIdtpaaqs3luiq77nznn6usi">
         <w:r>
           <w:rPr>
             <w:rStyle w:val="Hyperlink"/>
@@ -783,7 +783,7 @@
       <w:r>
         <w:t xml:space="preserve"> — créé — </w:t>
       </w:r>
-      <w:hyperlink w:history="1" r:id="rId8qjjgnvypqxg6howyffci">
+      <w:hyperlink w:history="1" r:id="rIdpwwobd3hpyvzmziwmxbnj">
         <w:r>
           <w:rPr>
             <w:rStyle w:val="Hyperlink"/>
@@ -820,7 +820,7 @@
       <w:r>
         <w:t xml:space="preserve"> — créé — </w:t>
       </w:r>
-      <w:hyperlink w:history="1" r:id="rIdzojr0asxl8umdbqbyxpjf">
+      <w:hyperlink w:history="1" r:id="rIdsresxj8unisuwscgmfqcz">
         <w:r>
           <w:rPr>
             <w:rStyle w:val="Hyperlink"/>
@@ -849,7 +849,7 @@
       <w:r>
         <w:t xml:space="preserve"> — modifié — </w:t>
       </w:r>
-      <w:hyperlink w:history="1" r:id="rIdetw4tonv92yfrlx5ev-ow">
+      <w:hyperlink w:history="1" r:id="rIdrrzegaumtu4dznl71ucxn">
         <w:r>
           <w:rPr>
             <w:rStyle w:val="Hyperlink"/>
@@ -886,7 +886,7 @@
       <w:r>
         <w:t xml:space="preserve"> — modifié — </w:t>
       </w:r>
-      <w:hyperlink w:history="1" r:id="rId7ugwk7da4zeehwsza1ge6">
+      <w:hyperlink w:history="1" r:id="rIdnq8jn_bpwqmpbrbzb9uoj">
         <w:r>
           <w:rPr>
             <w:rStyle w:val="Hyperlink"/>
@@ -915,7 +915,7 @@
       <w:r>
         <w:t xml:space="preserve"> — modifié — </w:t>
       </w:r>
-      <w:hyperlink w:history="1" r:id="rIds9qaloj7wxbvutkyftnkf">
+      <w:hyperlink w:history="1" r:id="rIdbfjb6yiywkfl5pniswvyu">
         <w:r>
           <w:rPr>
             <w:rStyle w:val="Hyperlink"/>
@@ -944,7 +944,7 @@
       <w:r>
         <w:t xml:space="preserve"> — créé — </w:t>
       </w:r>
-      <w:hyperlink w:history="1" r:id="rIdcxakpatekeir8tlqhsunz">
+      <w:hyperlink w:history="1" r:id="rIdjds5ffix19j841cnasckw">
         <w:r>
           <w:rPr>
             <w:rStyle w:val="Hyperlink"/>
@@ -973,7 +973,7 @@
       <w:r>
         <w:t xml:space="preserve"> — modifié — </w:t>
       </w:r>
-      <w:hyperlink w:history="1" r:id="rIde4ce4c9ocusvanwoqxaxz">
+      <w:hyperlink w:history="1" r:id="rIdm5-s8psmxnitrfwy5eshq">
         <w:r>
           <w:rPr>
             <w:rStyle w:val="Hyperlink"/>
@@ -1002,7 +1002,7 @@
       <w:r>
         <w:t xml:space="preserve"> — modifié — </w:t>
       </w:r>
-      <w:hyperlink w:history="1" r:id="rIdlt19hpwdrnuxngzrtchx_">
+      <w:hyperlink w:history="1" r:id="rId_jyvy5lpixqqzeuvdflm0">
         <w:r>
           <w:rPr>
             <w:rStyle w:val="Hyperlink"/>
@@ -1039,7 +1039,7 @@
       <w:r>
         <w:t xml:space="preserve"> — modifié — </w:t>
       </w:r>
-      <w:hyperlink w:history="1" r:id="rIdnvbh0ikvp2v-k0sj0pknr">
+      <w:hyperlink w:history="1" r:id="rIdjnzej7leavgwo6psal6db">
         <w:r>
           <w:rPr>
             <w:rStyle w:val="Hyperlink"/>
@@ -1068,7 +1068,7 @@
       <w:r>
         <w:t xml:space="preserve"> — modifié — </w:t>
       </w:r>
-      <w:hyperlink w:history="1" r:id="rId-j779m_no5zkwtngrpx7f">
+      <w:hyperlink w:history="1" r:id="rIdn0is7vihixew9fubruhx1">
         <w:r>
           <w:rPr>
             <w:rStyle w:val="Hyperlink"/>
@@ -1097,7 +1097,7 @@
       <w:r>
         <w:t xml:space="preserve"> — créé — </w:t>
       </w:r>
-      <w:hyperlink w:history="1" r:id="rId6dr3tbvhhmqbrfhydflii">
+      <w:hyperlink w:history="1" r:id="rIdjlcrmesi6o1ddbklo-xbv">
         <w:r>
           <w:rPr>
             <w:rStyle w:val="Hyperlink"/>
@@ -1126,7 +1126,7 @@
       <w:r>
         <w:t xml:space="preserve"> — créé — </w:t>
       </w:r>
-      <w:hyperlink w:history="1" r:id="rIdyfib-slttu1wl9rmlx6nw">
+      <w:hyperlink w:history="1" r:id="rIdrc_wzttogix8doe0yw0xa">
         <w:r>
           <w:rPr>
             <w:rStyle w:val="Hyperlink"/>
@@ -1155,7 +1155,7 @@
       <w:r>
         <w:t xml:space="preserve"> — modifié — </w:t>
       </w:r>
-      <w:hyperlink w:history="1" r:id="rId3ejgrhpi4-4y0a30cjjw3">
+      <w:hyperlink w:history="1" r:id="rId2igpb_astufmwdmc4qatc">
         <w:r>
           <w:rPr>
             <w:rStyle w:val="Hyperlink"/>
@@ -1184,7 +1184,7 @@
       <w:r>
         <w:t xml:space="preserve"> — modifié — </w:t>
       </w:r>
-      <w:hyperlink w:history="1" r:id="rIdqu97-pnkelouvjqjxpf1e">
+      <w:hyperlink w:history="1" r:id="rIdyr96gcq2aasfagz8qbb_m">
         <w:r>
           <w:rPr>
             <w:rStyle w:val="Hyperlink"/>
@@ -1213,7 +1213,7 @@
       <w:r>
         <w:t xml:space="preserve"> — modifié — </w:t>
       </w:r>
-      <w:hyperlink w:history="1" r:id="rIdzx-vdotnzulhfho465cyq">
+      <w:hyperlink w:history="1" r:id="rIdxuv7pt2cxookpcxbyhy_e">
         <w:r>
           <w:rPr>
             <w:rStyle w:val="Hyperlink"/>
@@ -1242,7 +1242,7 @@
       <w:r>
         <w:t xml:space="preserve"> — modifié — </w:t>
       </w:r>
-      <w:hyperlink w:history="1" r:id="rIdxzjncvr75vwk3pl6fabvx">
+      <w:hyperlink w:history="1" r:id="rIdvhflyibhxdfch2pns2w5e">
         <w:r>
           <w:rPr>
             <w:rStyle w:val="Hyperlink"/>
@@ -1279,7 +1279,7 @@
       <w:r>
         <w:t xml:space="preserve"> — modifié — </w:t>
       </w:r>
-      <w:hyperlink w:history="1" r:id="rIdppdvapmhvo-uec34zit93">
+      <w:hyperlink w:history="1" r:id="rIdyycysxcd0vcmecvys5iyw">
         <w:r>
           <w:rPr>
             <w:rStyle w:val="Hyperlink"/>
@@ -1308,7 +1308,7 @@
       <w:r>
         <w:t xml:space="preserve"> — modifié — </w:t>
       </w:r>
-      <w:hyperlink w:history="1" r:id="rIdqcuilbb4x7tvmkwbdwd6q">
+      <w:hyperlink w:history="1" r:id="rIdcbpfswd6ygk0g9y8rqctb">
         <w:r>
           <w:rPr>
             <w:rStyle w:val="Hyperlink"/>
@@ -1345,7 +1345,7 @@
       <w:r>
         <w:t xml:space="preserve"> — modifié — </w:t>
       </w:r>
-      <w:hyperlink w:history="1" r:id="rIdf86kfvlqu1msjpefky05w">
+      <w:hyperlink w:history="1" r:id="rId7bbcrnu0phfhjfx23t-l0">
         <w:r>
           <w:rPr>
             <w:rStyle w:val="Hyperlink"/>
